--- a/docs/word/03-Schema-Database.docx
+++ b/docs/word/03-Schema-Database.docx
@@ -1,6 +1,6 @@
 
 <file path=word/document.xml><?xml version="1.0" encoding="utf-8"?>
-<w:document xmlns:wpc="http://schemas.microsoft.com/office/word/2010/wordprocessingCanvas" xmlns:cx="http://schemas.microsoft.com/office/drawing/2014/chartex" xmlns:cx1="http://schemas.microsoft.com/office/drawing/2015/9/8/chartex" xmlns:cx2="http://schemas.microsoft.com/office/drawing/2015/10/21/chartex" xmlns:cx3="http://schemas.microsoft.com/office/drawing/2016/5/9/chartex" xmlns:cx4="http://schemas.microsoft.com/office/drawing/2016/5/10/chartex" xmlns:cx5="http://schemas.microsoft.com/office/drawing/2016/5/11/chartex" xmlns:cx6="http://schemas.microsoft.com/office/drawing/2016/5/12/chartex" xmlns:cx7="http://schemas.microsoft.com/office/drawing/2016/5/13/chartex" xmlns:cx8="http://schemas.microsoft.com/office/drawing/2016/5/14/chartex" xmlns:mc="http://schemas.openxmlformats.org/markup-compatibility/2006" xmlns:aink="http://schemas.microsoft.com/office/drawing/2016/ink" xmlns:am3d="http://schemas.microsoft.com/office/drawing/2017/model3d" xmlns:o="urn:schemas-microsoft-com:office:office" xmlns:oel="http://schemas.microsoft.com/office/2019/extlst" xmlns:r="http://schemas.openxmlformats.org/officeDocument/2006/relationships" xmlns:m="http://schemas.openxmlformats.org/officeDocument/2006/math" xmlns:v="urn:schemas-microsoft-com:vml" xmlns:wp14="http://schemas.microsoft.com/office/word/2010/wordprocessingDrawing" xmlns:wp="http://schemas.openxmlformats.org/drawingml/2006/wordprocessingDrawing" xmlns:w10="urn:schemas-microsoft-com:office:word" xmlns:w="http://schemas.openxmlformats.org/wordprocessingml/2006/main" xmlns:w14="http://schemas.microsoft.com/office/word/2010/wordml" xmlns:w15="http://schemas.microsoft.com/office/word/2012/wordml" xmlns:w16cei="http://schemas.microsoft.com/office/word/2026/wordml/cei" xmlns:w16cex="http://schemas.microsoft.com/office/word/2018/wordml/cex" xmlns:w16cid="http://schemas.microsoft.com/office/word/2016/wordml/cid" xmlns:w16="http://schemas.microsoft.com/office/word/2018/wordml" xmlns:w16du="http://schemas.microsoft.com/office/word/2023/wordml/word16du" xmlns:w16sdtdh="http://schemas.microsoft.com/office/word/2020/wordml/sdtdatahash" xmlns:w16sdtfl="http://schemas.microsoft.com/office/word/2024/wordml/sdtformatlock" xmlns:w16se="http://schemas.microsoft.com/office/word/2015/wordml/symex" xmlns:wpg="http://schemas.microsoft.com/office/word/2010/wordprocessingGroup" xmlns:wpi="http://schemas.microsoft.com/office/word/2010/wordprocessingInk" xmlns:wne="http://schemas.microsoft.com/office/word/2006/wordml" xmlns:wps="http://schemas.microsoft.com/office/word/2010/wordprocessingShape" mc:Ignorable="w14 w15 w16se w16cid w16 w16cex w16sdtdh w16sdtfl w16du wp14">
+<w:document xmlns:wpc="http://schemas.microsoft.com/office/word/2010/wordprocessingCanvas" xmlns:cx="http://schemas.microsoft.com/office/drawing/2014/chartex" xmlns:cx1="http://schemas.microsoft.com/office/drawing/2015/9/8/chartex" xmlns:cx2="http://schemas.microsoft.com/office/drawing/2015/10/21/chartex" xmlns:cx3="http://schemas.microsoft.com/office/drawing/2016/5/9/chartex" xmlns:cx4="http://schemas.microsoft.com/office/drawing/2016/5/10/chartex" xmlns:cx5="http://schemas.microsoft.com/office/drawing/2016/5/11/chartex" xmlns:cx6="http://schemas.microsoft.com/office/drawing/2016/5/12/chartex" xmlns:cx7="http://schemas.microsoft.com/office/drawing/2016/5/13/chartex" xmlns:cx8="http://schemas.microsoft.com/office/drawing/2016/5/14/chartex" xmlns:mc="http://schemas.openxmlformats.org/markup-compatibility/2006" xmlns:aink="http://schemas.microsoft.com/office/drawing/2016/ink" xmlns:am3d="http://schemas.microsoft.com/office/drawing/2017/model3d" xmlns:o="urn:schemas-microsoft-com:office:office" xmlns:oel="http://schemas.microsoft.com/office/2019/extlst" xmlns:r="http://schemas.openxmlformats.org/officeDocument/2006/relationships" xmlns:m="http://schemas.openxmlformats.org/officeDocument/2006/math" xmlns:v="urn:schemas-microsoft-com:vml" xmlns:wp14="http://schemas.microsoft.com/office/word/2010/wordprocessingDrawing" xmlns:wp="http://schemas.openxmlformats.org/drawingml/2006/wordprocessingDrawing" xmlns:w10="urn:schemas-microsoft-com:office:word" xmlns:w="http://schemas.openxmlformats.org/wordprocessingml/2006/main" xmlns:w14="http://schemas.microsoft.com/office/word/2010/wordml" xmlns:w15="http://schemas.microsoft.com/office/word/2012/wordml" xmlns:w16cex="http://schemas.microsoft.com/office/word/2018/wordml/cex" xmlns:w16cid="http://schemas.microsoft.com/office/word/2016/wordml/cid" xmlns:w16="http://schemas.microsoft.com/office/word/2018/wordml" xmlns:w16du="http://schemas.microsoft.com/office/word/2023/wordml/word16du" xmlns:w16sdtdh="http://schemas.microsoft.com/office/word/2020/wordml/sdtdatahash" xmlns:w16sdtfl="http://schemas.microsoft.com/office/word/2024/wordml/sdtformatlock" xmlns:w16se="http://schemas.microsoft.com/office/word/2015/wordml/symex" xmlns:wpg="http://schemas.microsoft.com/office/word/2010/wordprocessingGroup" xmlns:wpi="http://schemas.microsoft.com/office/word/2010/wordprocessingInk" xmlns:wne="http://schemas.microsoft.com/office/word/2006/wordml" xmlns:wps="http://schemas.microsoft.com/office/word/2010/wordprocessingShape" mc:Ignorable="w14 w15 w16se w16cid w16 w16cex w16sdtdh w16sdtfl w16du wp14">
   <w:body>
     <w:p>
       <w:pPr>
@@ -11,7 +11,7 @@
           <w:noProof/>
         </w:rPr>
         <w:drawing>
-          <wp:inline distT="0" distB="0" distL="0" distR="0" wp14:anchorId="1B57EBB1" wp14:editId="16F99303">
+          <wp:inline distT="0" distB="0" distL="0" distR="0" wp14:anchorId="4BC4DAC7" wp14:editId="5A09D284">
             <wp:extent cx="1981200" cy="771525"/>
             <wp:effectExtent l="0" t="0" r="0" b="0"/>
             <wp:docPr id="1" name="Immagine 1"/>
@@ -61,7 +61,7 @@
           <w:left w:w="10" w:type="dxa"/>
           <w:right w:w="10" w:type="dxa"/>
         </w:tblCellMar>
-        <w:tblLook w:val="0000" w:firstRow="0" w:lastRow="0" w:firstColumn="0" w:lastColumn="0" w:noHBand="0" w:noVBand="0"/>
+        <w:tblLook w:val="04A0" w:firstRow="1" w:lastRow="0" w:firstColumn="1" w:lastColumn="0" w:noHBand="0" w:noVBand="1"/>
       </w:tblPr>
       <w:tblGrid>
         <w:gridCol w:w="9638"/>
@@ -156,7 +156,7 @@
           <w:left w:w="10" w:type="dxa"/>
           <w:right w:w="10" w:type="dxa"/>
         </w:tblCellMar>
-        <w:tblLook w:val="0000" w:firstRow="0" w:lastRow="0" w:firstColumn="0" w:lastColumn="0" w:noHBand="0" w:noVBand="0"/>
+        <w:tblLook w:val="04A0" w:firstRow="1" w:lastRow="0" w:firstColumn="1" w:lastColumn="0" w:noHBand="0" w:noVBand="1"/>
       </w:tblPr>
       <w:tblGrid>
         <w:gridCol w:w="2891"/>
@@ -298,15 +298,11 @@
           <w:p>
             <w:pPr>
               <w:spacing w:after="0" w:line="264" w:lineRule="auto"/>
-              <w:rPr>
-                <w:lang w:val="fr-FR"/>
-              </w:rPr>
             </w:pPr>
             <w:r>
               <w:rPr>
                 <w:sz w:val="19"/>
                 <w:szCs w:val="19"/>
-                <w:lang w:val="fr-FR"/>
               </w:rPr>
               <w:t>Guest Portal — Cisco Catalyst 9800 Guest Management Desk</w:t>
             </w:r>
@@ -518,7 +514,7 @@
                 <w:sz w:val="19"/>
                 <w:szCs w:val="19"/>
               </w:rPr>
-              <w:t>18 settembre 2026</w:t>
+              <w:t>22 settembre 2026</w:t>
             </w:r>
           </w:p>
         </w:tc>
@@ -900,7 +896,7 @@
     <w:sdt>
       <w:sdtPr>
         <w:alias w:val="Indice"/>
-        <w:id w:val="-313175567"/>
+        <w:id w:val="1095830320"/>
       </w:sdtPr>
       <w:sdtContent>
         <w:p>
@@ -922,7 +918,7 @@
           <w:r>
             <w:fldChar w:fldCharType="separate"/>
           </w:r>
-          <w:hyperlink w:anchor="_Toc240621270" w:history="1">
+          <w:hyperlink w:anchor="_Toc240987635" w:history="1">
             <w:r>
               <w:rPr>
                 <w:rStyle w:val="Collegamentoipertestuale"/>
@@ -946,7 +942,7 @@
               <w:rPr>
                 <w:noProof/>
               </w:rPr>
-              <w:instrText xml:space="preserve"> PAGEREF _Toc240621270 \h </w:instrText>
+              <w:instrText xml:space="preserve"> PAGEREF _Toc240987635 \h </w:instrText>
             </w:r>
             <w:r>
               <w:rPr>
@@ -983,7 +979,7 @@
               <w:noProof/>
             </w:rPr>
           </w:pPr>
-          <w:hyperlink w:anchor="_Toc240621271" w:history="1">
+          <w:hyperlink w:anchor="_Toc240987636" w:history="1">
             <w:r>
               <w:rPr>
                 <w:rStyle w:val="Collegamentoipertestuale"/>
@@ -1007,7 +1003,7 @@
               <w:rPr>
                 <w:noProof/>
               </w:rPr>
-              <w:instrText xml:space="preserve"> PAGEREF _Toc240621271 \h </w:instrText>
+              <w:instrText xml:space="preserve"> PAGEREF _Toc240987636 \h </w:instrText>
             </w:r>
             <w:r>
               <w:rPr>
@@ -1044,7 +1040,7 @@
               <w:noProof/>
             </w:rPr>
           </w:pPr>
-          <w:hyperlink w:anchor="_Toc240621272" w:history="1">
+          <w:hyperlink w:anchor="_Toc240987637" w:history="1">
             <w:r>
               <w:rPr>
                 <w:rStyle w:val="Collegamentoipertestuale"/>
@@ -1068,7 +1064,7 @@
               <w:rPr>
                 <w:noProof/>
               </w:rPr>
-              <w:instrText xml:space="preserve"> PAGEREF _Toc240621272 \h </w:instrText>
+              <w:instrText xml:space="preserve"> PAGEREF _Toc240987637 \h </w:instrText>
             </w:r>
             <w:r>
               <w:rPr>
@@ -1105,7 +1101,7 @@
               <w:noProof/>
             </w:rPr>
           </w:pPr>
-          <w:hyperlink w:anchor="_Toc240621273" w:history="1">
+          <w:hyperlink w:anchor="_Toc240987638" w:history="1">
             <w:r>
               <w:rPr>
                 <w:rStyle w:val="Collegamentoipertestuale"/>
@@ -1129,7 +1125,7 @@
               <w:rPr>
                 <w:noProof/>
               </w:rPr>
-              <w:instrText xml:space="preserve"> PAGEREF _Toc240621273 \h </w:instrText>
+              <w:instrText xml:space="preserve"> PAGEREF _Toc240987638 \h </w:instrText>
             </w:r>
             <w:r>
               <w:rPr>
@@ -1166,7 +1162,7 @@
               <w:noProof/>
             </w:rPr>
           </w:pPr>
-          <w:hyperlink w:anchor="_Toc240621274" w:history="1">
+          <w:hyperlink w:anchor="_Toc240987639" w:history="1">
             <w:r>
               <w:rPr>
                 <w:rStyle w:val="Collegamentoipertestuale"/>
@@ -1190,7 +1186,7 @@
               <w:rPr>
                 <w:noProof/>
               </w:rPr>
-              <w:instrText xml:space="preserve"> PAGEREF _Toc240621274 \h </w:instrText>
+              <w:instrText xml:space="preserve"> PAGEREF _Toc240987639 \h </w:instrText>
             </w:r>
             <w:r>
               <w:rPr>
@@ -1227,7 +1223,7 @@
               <w:noProof/>
             </w:rPr>
           </w:pPr>
-          <w:hyperlink w:anchor="_Toc240621275" w:history="1">
+          <w:hyperlink w:anchor="_Toc240987640" w:history="1">
             <w:r>
               <w:rPr>
                 <w:rStyle w:val="Collegamentoipertestuale"/>
@@ -1251,7 +1247,7 @@
               <w:rPr>
                 <w:noProof/>
               </w:rPr>
-              <w:instrText xml:space="preserve"> PAGEREF _Toc240621275 \h </w:instrText>
+              <w:instrText xml:space="preserve"> PAGEREF _Toc240987640 \h </w:instrText>
             </w:r>
             <w:r>
               <w:rPr>
@@ -1288,7 +1284,7 @@
               <w:noProof/>
             </w:rPr>
           </w:pPr>
-          <w:hyperlink w:anchor="_Toc240621276" w:history="1">
+          <w:hyperlink w:anchor="_Toc240987641" w:history="1">
             <w:r>
               <w:rPr>
                 <w:rStyle w:val="Collegamentoipertestuale"/>
@@ -1312,7 +1308,7 @@
               <w:rPr>
                 <w:noProof/>
               </w:rPr>
-              <w:instrText xml:space="preserve"> PAGEREF _Toc240621276 \h </w:instrText>
+              <w:instrText xml:space="preserve"> PAGEREF _Toc240987641 \h </w:instrText>
             </w:r>
             <w:r>
               <w:rPr>
@@ -1349,7 +1345,7 @@
               <w:noProof/>
             </w:rPr>
           </w:pPr>
-          <w:hyperlink w:anchor="_Toc240621277" w:history="1">
+          <w:hyperlink w:anchor="_Toc240987642" w:history="1">
             <w:r>
               <w:rPr>
                 <w:rStyle w:val="Collegamentoipertestuale"/>
@@ -1373,7 +1369,7 @@
               <w:rPr>
                 <w:noProof/>
               </w:rPr>
-              <w:instrText xml:space="preserve"> PAGEREF _Toc240621277 \h </w:instrText>
+              <w:instrText xml:space="preserve"> PAGEREF _Toc240987642 \h </w:instrText>
             </w:r>
             <w:r>
               <w:rPr>
@@ -1410,7 +1406,7 @@
               <w:noProof/>
             </w:rPr>
           </w:pPr>
-          <w:hyperlink w:anchor="_Toc240621278" w:history="1">
+          <w:hyperlink w:anchor="_Toc240987643" w:history="1">
             <w:r>
               <w:rPr>
                 <w:rStyle w:val="Collegamentoipertestuale"/>
@@ -1434,7 +1430,7 @@
               <w:rPr>
                 <w:noProof/>
               </w:rPr>
-              <w:instrText xml:space="preserve"> PAGEREF _Toc240621278 \h </w:instrText>
+              <w:instrText xml:space="preserve"> PAGEREF _Toc240987643 \h </w:instrText>
             </w:r>
             <w:r>
               <w:rPr>
@@ -1471,7 +1467,7 @@
               <w:noProof/>
             </w:rPr>
           </w:pPr>
-          <w:hyperlink w:anchor="_Toc240621279" w:history="1">
+          <w:hyperlink w:anchor="_Toc240987644" w:history="1">
             <w:r>
               <w:rPr>
                 <w:rStyle w:val="Collegamentoipertestuale"/>
@@ -1495,7 +1491,7 @@
               <w:rPr>
                 <w:noProof/>
               </w:rPr>
-              <w:instrText xml:space="preserve"> PAGEREF _Toc240621279 \h </w:instrText>
+              <w:instrText xml:space="preserve"> PAGEREF _Toc240987644 \h </w:instrText>
             </w:r>
             <w:r>
               <w:rPr>
@@ -1532,7 +1528,7 @@
               <w:noProof/>
             </w:rPr>
           </w:pPr>
-          <w:hyperlink w:anchor="_Toc240621280" w:history="1">
+          <w:hyperlink w:anchor="_Toc240987645" w:history="1">
             <w:r>
               <w:rPr>
                 <w:rStyle w:val="Collegamentoipertestuale"/>
@@ -1556,7 +1552,7 @@
               <w:rPr>
                 <w:noProof/>
               </w:rPr>
-              <w:instrText xml:space="preserve"> PAGEREF _Toc240621280 \h </w:instrText>
+              <w:instrText xml:space="preserve"> PAGEREF _Toc240987645 \h </w:instrText>
             </w:r>
             <w:r>
               <w:rPr>
@@ -1593,7 +1589,7 @@
               <w:noProof/>
             </w:rPr>
           </w:pPr>
-          <w:hyperlink w:anchor="_Toc240621281" w:history="1">
+          <w:hyperlink w:anchor="_Toc240987646" w:history="1">
             <w:r>
               <w:rPr>
                 <w:rStyle w:val="Collegamentoipertestuale"/>
@@ -1617,7 +1613,7 @@
               <w:rPr>
                 <w:noProof/>
               </w:rPr>
-              <w:instrText xml:space="preserve"> PAGEREF _Toc240621281 \h </w:instrText>
+              <w:instrText xml:space="preserve"> PAGEREF _Toc240987646 \h </w:instrText>
             </w:r>
             <w:r>
               <w:rPr>
@@ -1654,7 +1650,7 @@
               <w:noProof/>
             </w:rPr>
           </w:pPr>
-          <w:hyperlink w:anchor="_Toc240621282" w:history="1">
+          <w:hyperlink w:anchor="_Toc240987647" w:history="1">
             <w:r>
               <w:rPr>
                 <w:rStyle w:val="Collegamentoipertestuale"/>
@@ -1678,7 +1674,7 @@
               <w:rPr>
                 <w:noProof/>
               </w:rPr>
-              <w:instrText xml:space="preserve"> PAGEREF _Toc240621282 \h </w:instrText>
+              <w:instrText xml:space="preserve"> PAGEREF _Toc240987647 \h </w:instrText>
             </w:r>
             <w:r>
               <w:rPr>
@@ -1715,7 +1711,7 @@
               <w:noProof/>
             </w:rPr>
           </w:pPr>
-          <w:hyperlink w:anchor="_Toc240621283" w:history="1">
+          <w:hyperlink w:anchor="_Toc240987648" w:history="1">
             <w:r>
               <w:rPr>
                 <w:rStyle w:val="Collegamentoipertestuale"/>
@@ -1739,7 +1735,7 @@
               <w:rPr>
                 <w:noProof/>
               </w:rPr>
-              <w:instrText xml:space="preserve"> PAGEREF _Toc240621283 \h </w:instrText>
+              <w:instrText xml:space="preserve"> PAGEREF _Toc240987648 \h </w:instrText>
             </w:r>
             <w:r>
               <w:rPr>
@@ -1776,7 +1772,7 @@
               <w:noProof/>
             </w:rPr>
           </w:pPr>
-          <w:hyperlink w:anchor="_Toc240621284" w:history="1">
+          <w:hyperlink w:anchor="_Toc240987649" w:history="1">
             <w:r>
               <w:rPr>
                 <w:rStyle w:val="Collegamentoipertestuale"/>
@@ -1800,7 +1796,7 @@
               <w:rPr>
                 <w:noProof/>
               </w:rPr>
-              <w:instrText xml:space="preserve"> PAGEREF _Toc240621284 \h </w:instrText>
+              <w:instrText xml:space="preserve"> PAGEREF _Toc240987649 \h </w:instrText>
             </w:r>
             <w:r>
               <w:rPr>
@@ -1837,7 +1833,7 @@
               <w:noProof/>
             </w:rPr>
           </w:pPr>
-          <w:hyperlink w:anchor="_Toc240621285" w:history="1">
+          <w:hyperlink w:anchor="_Toc240987650" w:history="1">
             <w:r>
               <w:rPr>
                 <w:rStyle w:val="Collegamentoipertestuale"/>
@@ -1861,7 +1857,7 @@
               <w:rPr>
                 <w:noProof/>
               </w:rPr>
-              <w:instrText xml:space="preserve"> PAGEREF _Toc240621285 \h </w:instrText>
+              <w:instrText xml:space="preserve"> PAGEREF _Toc240987650 \h </w:instrText>
             </w:r>
             <w:r>
               <w:rPr>
@@ -1898,7 +1894,7 @@
               <w:noProof/>
             </w:rPr>
           </w:pPr>
-          <w:hyperlink w:anchor="_Toc240621286" w:history="1">
+          <w:hyperlink w:anchor="_Toc240987651" w:history="1">
             <w:r>
               <w:rPr>
                 <w:rStyle w:val="Collegamentoipertestuale"/>
@@ -1922,7 +1918,7 @@
               <w:rPr>
                 <w:noProof/>
               </w:rPr>
-              <w:instrText xml:space="preserve"> PAGEREF _Toc240621286 \h </w:instrText>
+              <w:instrText xml:space="preserve"> PAGEREF _Toc240987651 \h </w:instrText>
             </w:r>
             <w:r>
               <w:rPr>
@@ -1959,7 +1955,7 @@
               <w:noProof/>
             </w:rPr>
           </w:pPr>
-          <w:hyperlink w:anchor="_Toc240621287" w:history="1">
+          <w:hyperlink w:anchor="_Toc240987652" w:history="1">
             <w:r>
               <w:rPr>
                 <w:rStyle w:val="Collegamentoipertestuale"/>
@@ -1983,7 +1979,7 @@
               <w:rPr>
                 <w:noProof/>
               </w:rPr>
-              <w:instrText xml:space="preserve"> PAGEREF _Toc240621287 \h </w:instrText>
+              <w:instrText xml:space="preserve"> PAGEREF _Toc240987652 \h </w:instrText>
             </w:r>
             <w:r>
               <w:rPr>
@@ -2020,7 +2016,7 @@
               <w:noProof/>
             </w:rPr>
           </w:pPr>
-          <w:hyperlink w:anchor="_Toc240621288" w:history="1">
+          <w:hyperlink w:anchor="_Toc240987653" w:history="1">
             <w:r>
               <w:rPr>
                 <w:rStyle w:val="Collegamentoipertestuale"/>
@@ -2044,7 +2040,7 @@
               <w:rPr>
                 <w:noProof/>
               </w:rPr>
-              <w:instrText xml:space="preserve"> PAGEREF _Toc240621288 \h </w:instrText>
+              <w:instrText xml:space="preserve"> PAGEREF _Toc240987653 \h </w:instrText>
             </w:r>
             <w:r>
               <w:rPr>
@@ -2081,7 +2077,7 @@
               <w:noProof/>
             </w:rPr>
           </w:pPr>
-          <w:hyperlink w:anchor="_Toc240621289" w:history="1">
+          <w:hyperlink w:anchor="_Toc240987654" w:history="1">
             <w:r>
               <w:rPr>
                 <w:rStyle w:val="Collegamentoipertestuale"/>
@@ -2105,7 +2101,7 @@
               <w:rPr>
                 <w:noProof/>
               </w:rPr>
-              <w:instrText xml:space="preserve"> PAGEREF _Toc240621289 \h </w:instrText>
+              <w:instrText xml:space="preserve"> PAGEREF _Toc240987654 \h </w:instrText>
             </w:r>
             <w:r>
               <w:rPr>
@@ -2142,7 +2138,7 @@
               <w:noProof/>
             </w:rPr>
           </w:pPr>
-          <w:hyperlink w:anchor="_Toc240621290" w:history="1">
+          <w:hyperlink w:anchor="_Toc240987655" w:history="1">
             <w:r>
               <w:rPr>
                 <w:rStyle w:val="Collegamentoipertestuale"/>
@@ -2166,7 +2162,7 @@
               <w:rPr>
                 <w:noProof/>
               </w:rPr>
-              <w:instrText xml:space="preserve"> PAGEREF _Toc240621290 \h </w:instrText>
+              <w:instrText xml:space="preserve"> PAGEREF _Toc240987655 \h </w:instrText>
             </w:r>
             <w:r>
               <w:rPr>
@@ -2203,7 +2199,7 @@
               <w:noProof/>
             </w:rPr>
           </w:pPr>
-          <w:hyperlink w:anchor="_Toc240621291" w:history="1">
+          <w:hyperlink w:anchor="_Toc240987656" w:history="1">
             <w:r>
               <w:rPr>
                 <w:rStyle w:val="Collegamentoipertestuale"/>
@@ -2227,7 +2223,7 @@
               <w:rPr>
                 <w:noProof/>
               </w:rPr>
-              <w:instrText xml:space="preserve"> PAGEREF _Toc240621291 \h </w:instrText>
+              <w:instrText xml:space="preserve"> PAGEREF _Toc240987656 \h </w:instrText>
             </w:r>
             <w:r>
               <w:rPr>
@@ -2264,7 +2260,7 @@
               <w:noProof/>
             </w:rPr>
           </w:pPr>
-          <w:hyperlink w:anchor="_Toc240621292" w:history="1">
+          <w:hyperlink w:anchor="_Toc240987657" w:history="1">
             <w:r>
               <w:rPr>
                 <w:rStyle w:val="Collegamentoipertestuale"/>
@@ -2288,7 +2284,7 @@
               <w:rPr>
                 <w:noProof/>
               </w:rPr>
-              <w:instrText xml:space="preserve"> PAGEREF _Toc240621292 \h </w:instrText>
+              <w:instrText xml:space="preserve"> PAGEREF _Toc240987657 \h </w:instrText>
             </w:r>
             <w:r>
               <w:rPr>
@@ -2325,7 +2321,7 @@
               <w:noProof/>
             </w:rPr>
           </w:pPr>
-          <w:hyperlink w:anchor="_Toc240621293" w:history="1">
+          <w:hyperlink w:anchor="_Toc240987658" w:history="1">
             <w:r>
               <w:rPr>
                 <w:rStyle w:val="Collegamentoipertestuale"/>
@@ -2349,7 +2345,7 @@
               <w:rPr>
                 <w:noProof/>
               </w:rPr>
-              <w:instrText xml:space="preserve"> PAGEREF _Toc240621293 \h </w:instrText>
+              <w:instrText xml:space="preserve"> PAGEREF _Toc240987658 \h </w:instrText>
             </w:r>
             <w:r>
               <w:rPr>
@@ -2386,7 +2382,7 @@
               <w:noProof/>
             </w:rPr>
           </w:pPr>
-          <w:hyperlink w:anchor="_Toc240621294" w:history="1">
+          <w:hyperlink w:anchor="_Toc240987659" w:history="1">
             <w:r>
               <w:rPr>
                 <w:rStyle w:val="Collegamentoipertestuale"/>
@@ -2410,7 +2406,7 @@
               <w:rPr>
                 <w:noProof/>
               </w:rPr>
-              <w:instrText xml:space="preserve"> PAGEREF _Toc240621294 \h </w:instrText>
+              <w:instrText xml:space="preserve"> PAGEREF _Toc240987659 \h </w:instrText>
             </w:r>
             <w:r>
               <w:rPr>
@@ -2447,7 +2443,7 @@
               <w:noProof/>
             </w:rPr>
           </w:pPr>
-          <w:hyperlink w:anchor="_Toc240621295" w:history="1">
+          <w:hyperlink w:anchor="_Toc240987660" w:history="1">
             <w:r>
               <w:rPr>
                 <w:rStyle w:val="Collegamentoipertestuale"/>
@@ -2471,7 +2467,7 @@
               <w:rPr>
                 <w:noProof/>
               </w:rPr>
-              <w:instrText xml:space="preserve"> PAGEREF _Toc240621295 \h </w:instrText>
+              <w:instrText xml:space="preserve"> PAGEREF _Toc240987660 \h </w:instrText>
             </w:r>
             <w:r>
               <w:rPr>
@@ -2508,7 +2504,7 @@
               <w:noProof/>
             </w:rPr>
           </w:pPr>
-          <w:hyperlink w:anchor="_Toc240621296" w:history="1">
+          <w:hyperlink w:anchor="_Toc240987661" w:history="1">
             <w:r>
               <w:rPr>
                 <w:rStyle w:val="Collegamentoipertestuale"/>
@@ -2532,7 +2528,7 @@
               <w:rPr>
                 <w:noProof/>
               </w:rPr>
-              <w:instrText xml:space="preserve"> PAGEREF _Toc240621296 \h </w:instrText>
+              <w:instrText xml:space="preserve"> PAGEREF _Toc240987661 \h </w:instrText>
             </w:r>
             <w:r>
               <w:rPr>
@@ -2569,7 +2565,7 @@
               <w:noProof/>
             </w:rPr>
           </w:pPr>
-          <w:hyperlink w:anchor="_Toc240621297" w:history="1">
+          <w:hyperlink w:anchor="_Toc240987662" w:history="1">
             <w:r>
               <w:rPr>
                 <w:rStyle w:val="Collegamentoipertestuale"/>
@@ -2593,7 +2589,7 @@
               <w:rPr>
                 <w:noProof/>
               </w:rPr>
-              <w:instrText xml:space="preserve"> PAGEREF _Toc240621297 \h </w:instrText>
+              <w:instrText xml:space="preserve"> PAGEREF _Toc240987662 \h </w:instrText>
             </w:r>
             <w:r>
               <w:rPr>
@@ -2637,7 +2633,7 @@
         </w:pBdr>
         <w:spacing w:after="220"/>
       </w:pPr>
-      <w:bookmarkStart w:id="0" w:name="_Toc240621270"/>
+      <w:bookmarkStart w:id="0" w:name="_Toc240987635"/>
       <w:r>
         <w:rPr>
           <w:color w:val="DC3230"/>
@@ -2673,7 +2669,7 @@
         <w:keepNext/>
         <w:spacing w:before="340" w:after="130"/>
       </w:pPr>
-      <w:bookmarkStart w:id="1" w:name="_Toc240621271"/>
+      <w:bookmarkStart w:id="1" w:name="_Toc240987636"/>
       <w:r>
         <w:rPr>
           <w:color w:val="DC3230"/>
@@ -2700,7 +2696,7 @@
           <w:left w:w="10" w:type="dxa"/>
           <w:right w:w="10" w:type="dxa"/>
         </w:tblCellMar>
-        <w:tblLook w:val="0000" w:firstRow="0" w:lastRow="0" w:firstColumn="0" w:lastColumn="0" w:noHBand="0" w:noVBand="0"/>
+        <w:tblLook w:val="04A0" w:firstRow="1" w:lastRow="0" w:firstColumn="1" w:lastColumn="0" w:noHBand="0" w:noVBand="1"/>
       </w:tblPr>
       <w:tblGrid>
         <w:gridCol w:w="2313"/>
@@ -3357,7 +3353,7 @@
         <w:keepNext/>
         <w:spacing w:before="340" w:after="130"/>
       </w:pPr>
-      <w:bookmarkStart w:id="2" w:name="_Toc240621272"/>
+      <w:bookmarkStart w:id="2" w:name="_Toc240987637"/>
       <w:r>
         <w:rPr>
           <w:color w:val="DC3230"/>
@@ -3511,7 +3507,7 @@
         <w:keepNext/>
         <w:spacing w:before="340" w:after="130"/>
       </w:pPr>
-      <w:bookmarkStart w:id="3" w:name="_Toc240621273"/>
+      <w:bookmarkStart w:id="3" w:name="_Toc240987638"/>
       <w:r>
         <w:rPr>
           <w:color w:val="DC3230"/>
@@ -3533,7 +3529,7 @@
           <w:left w:w="10" w:type="dxa"/>
           <w:right w:w="10" w:type="dxa"/>
         </w:tblCellMar>
-        <w:tblLook w:val="0000" w:firstRow="0" w:lastRow="0" w:firstColumn="0" w:lastColumn="0" w:noHBand="0" w:noVBand="0"/>
+        <w:tblLook w:val="04A0" w:firstRow="1" w:lastRow="0" w:firstColumn="1" w:lastColumn="0" w:noHBand="0" w:noVBand="1"/>
       </w:tblPr>
       <w:tblGrid>
         <w:gridCol w:w="9638"/>
@@ -3658,7 +3654,7 @@
         </w:pBdr>
         <w:spacing w:after="220"/>
       </w:pPr>
-      <w:bookmarkStart w:id="4" w:name="_Toc240621274"/>
+      <w:bookmarkStart w:id="4" w:name="_Toc240987639"/>
       <w:r>
         <w:rPr>
           <w:color w:val="DC3230"/>
@@ -3681,10 +3677,10 @@
           <w:noProof/>
         </w:rPr>
         <w:drawing>
-          <wp:inline distT="0" distB="0" distL="0" distR="0" wp14:anchorId="7F8985EB" wp14:editId="59E3928A">
+          <wp:inline distT="0" distB="0" distL="0" distR="0" wp14:anchorId="45DE0412" wp14:editId="714EF283">
             <wp:extent cx="6096000" cy="4257675"/>
             <wp:effectExtent l="0" t="0" r="0" b="0"/>
-            <wp:docPr id="1033846115" name="Immagine 1033846115"/>
+            <wp:docPr id="186366161" name="Immagine 186366161"/>
             <wp:cNvGraphicFramePr>
               <a:graphicFrameLocks xmlns:a="http://schemas.openxmlformats.org/drawingml/2006/main" noChangeAspect="1"/>
             </wp:cNvGraphicFramePr>
@@ -3752,7 +3748,7 @@
         <w:keepNext/>
         <w:spacing w:before="340" w:after="130"/>
       </w:pPr>
-      <w:bookmarkStart w:id="5" w:name="_Toc240621275"/>
+      <w:bookmarkStart w:id="5" w:name="_Toc240987640"/>
       <w:r>
         <w:rPr>
           <w:color w:val="DC3230"/>
@@ -3779,7 +3775,7 @@
           <w:left w:w="10" w:type="dxa"/>
           <w:right w:w="10" w:type="dxa"/>
         </w:tblCellMar>
-        <w:tblLook w:val="0000" w:firstRow="0" w:lastRow="0" w:firstColumn="0" w:lastColumn="0" w:noHBand="0" w:noVBand="0"/>
+        <w:tblLook w:val="04A0" w:firstRow="1" w:lastRow="0" w:firstColumn="1" w:lastColumn="0" w:noHBand="0" w:noVBand="1"/>
       </w:tblPr>
       <w:tblGrid>
         <w:gridCol w:w="2120"/>
@@ -5323,7 +5319,7 @@
         </w:pBdr>
         <w:spacing w:after="220"/>
       </w:pPr>
-      <w:bookmarkStart w:id="6" w:name="_Toc240621276"/>
+      <w:bookmarkStart w:id="6" w:name="_Toc240987641"/>
       <w:r>
         <w:rPr>
           <w:color w:val="DC3230"/>
@@ -5342,7 +5338,7 @@
         <w:keepNext/>
         <w:spacing w:before="340" w:after="130"/>
       </w:pPr>
-      <w:bookmarkStart w:id="7" w:name="_Toc240621277"/>
+      <w:bookmarkStart w:id="7" w:name="_Toc240987642"/>
       <w:r>
         <w:rPr>
           <w:color w:val="DC3230"/>
@@ -5386,7 +5382,7 @@
           <w:left w:w="10" w:type="dxa"/>
           <w:right w:w="10" w:type="dxa"/>
         </w:tblCellMar>
-        <w:tblLook w:val="0000" w:firstRow="0" w:lastRow="0" w:firstColumn="0" w:lastColumn="0" w:noHBand="0" w:noVBand="0"/>
+        <w:tblLook w:val="04A0" w:firstRow="1" w:lastRow="0" w:firstColumn="1" w:lastColumn="0" w:noHBand="0" w:noVBand="1"/>
       </w:tblPr>
       <w:tblGrid>
         <w:gridCol w:w="2313"/>
@@ -6858,15 +6854,11 @@
           <w:p>
             <w:pPr>
               <w:spacing w:after="40" w:line="264" w:lineRule="auto"/>
-              <w:rPr>
-                <w:lang w:val="en-US"/>
-              </w:rPr>
-            </w:pPr>
-            <w:r>
-              <w:rPr>
-                <w:sz w:val="17"/>
-                <w:szCs w:val="17"/>
-                <w:lang w:val="en-US"/>
+            </w:pPr>
+            <w:r>
+              <w:rPr>
+                <w:sz w:val="17"/>
+                <w:szCs w:val="17"/>
               </w:rPr>
               <w:t>NOT NULL DEFAULT 'pending'</w:t>
             </w:r>
@@ -6874,15 +6866,11 @@
           <w:p>
             <w:pPr>
               <w:spacing w:after="0" w:line="264" w:lineRule="auto"/>
-              <w:rPr>
-                <w:lang w:val="en-US"/>
-              </w:rPr>
-            </w:pPr>
-            <w:r>
-              <w:rPr>
-                <w:sz w:val="17"/>
-                <w:szCs w:val="17"/>
-                <w:lang w:val="en-US"/>
+            </w:pPr>
+            <w:r>
+              <w:rPr>
+                <w:sz w:val="17"/>
+                <w:szCs w:val="17"/>
               </w:rPr>
               <w:t>CHECK</w:t>
             </w:r>
@@ -6909,15 +6897,11 @@
           <w:p>
             <w:pPr>
               <w:spacing w:after="0" w:line="264" w:lineRule="auto"/>
-              <w:rPr>
-                <w:lang w:val="en-US"/>
-              </w:rPr>
-            </w:pPr>
-            <w:r>
-              <w:rPr>
-                <w:sz w:val="17"/>
-                <w:szCs w:val="17"/>
-                <w:lang w:val="en-US"/>
+            </w:pPr>
+            <w:r>
+              <w:rPr>
+                <w:sz w:val="17"/>
+                <w:szCs w:val="17"/>
               </w:rPr>
               <w:t>Uno fra pending, active, expired, deactivated.</w:t>
             </w:r>
@@ -7503,14 +7487,10 @@
         <w:pStyle w:val="Titolo4"/>
         <w:keepNext/>
         <w:spacing w:before="240" w:after="100"/>
-        <w:rPr>
-          <w:lang w:val="en-US"/>
-        </w:rPr>
       </w:pPr>
       <w:r>
         <w:rPr>
           <w:caps/>
-          <w:lang w:val="en-US"/>
         </w:rPr>
         <w:t>Indici</w:t>
       </w:r>
@@ -7521,16 +7501,12 @@
         <w:shd w:val="clear" w:color="auto" w:fill="F0F0F0"/>
         <w:spacing w:before="120" w:after="0" w:line="240" w:lineRule="auto"/>
         <w:ind w:left="140" w:right="140"/>
-        <w:rPr>
-          <w:lang w:val="en-US"/>
-        </w:rPr>
       </w:pPr>
       <w:r>
         <w:rPr>
           <w:rFonts w:ascii="Consolas" w:eastAsia="Consolas" w:hAnsi="Consolas" w:cs="Consolas"/>
           <w:sz w:val="17"/>
           <w:szCs w:val="17"/>
-          <w:lang w:val="en-US"/>
         </w:rPr>
         <w:t>PRIMARY KEY (id)</w:t>
       </w:r>
@@ -7541,16 +7517,12 @@
         <w:shd w:val="clear" w:color="auto" w:fill="F0F0F0"/>
         <w:spacing w:after="0" w:line="240" w:lineRule="auto"/>
         <w:ind w:left="140" w:right="140"/>
-        <w:rPr>
-          <w:lang w:val="en-US"/>
-        </w:rPr>
       </w:pPr>
       <w:r>
         <w:rPr>
           <w:rFonts w:ascii="Consolas" w:eastAsia="Consolas" w:hAnsi="Consolas" w:cs="Consolas"/>
           <w:sz w:val="17"/>
           <w:szCs w:val="17"/>
-          <w:lang w:val="en-US"/>
         </w:rPr>
         <w:t>UNIQUE      (username)</w:t>
       </w:r>
@@ -7561,16 +7533,12 @@
         <w:shd w:val="clear" w:color="auto" w:fill="F0F0F0"/>
         <w:spacing w:after="0" w:line="240" w:lineRule="auto"/>
         <w:ind w:left="140" w:right="140"/>
-        <w:rPr>
-          <w:lang w:val="en-US"/>
-        </w:rPr>
       </w:pPr>
       <w:r>
         <w:rPr>
           <w:rFonts w:ascii="Consolas" w:eastAsia="Consolas" w:hAnsi="Consolas" w:cs="Consolas"/>
           <w:sz w:val="17"/>
           <w:szCs w:val="17"/>
-          <w:lang w:val="en-US"/>
         </w:rPr>
         <w:t>INDEX idx_guests_status      (status)</w:t>
       </w:r>
@@ -7581,16 +7549,12 @@
         <w:shd w:val="clear" w:color="auto" w:fill="F0F0F0"/>
         <w:spacing w:after="0" w:line="240" w:lineRule="auto"/>
         <w:ind w:left="140" w:right="140"/>
-        <w:rPr>
-          <w:lang w:val="en-US"/>
-        </w:rPr>
       </w:pPr>
       <w:r>
         <w:rPr>
           <w:rFonts w:ascii="Consolas" w:eastAsia="Consolas" w:hAnsi="Consolas" w:cs="Consolas"/>
           <w:sz w:val="17"/>
           <w:szCs w:val="17"/>
-          <w:lang w:val="en-US"/>
         </w:rPr>
         <w:t>INDEX idx_guests_created_at  (created_at DESC)</w:t>
       </w:r>
@@ -7647,7 +7611,7 @@
           <w:left w:w="10" w:type="dxa"/>
           <w:right w:w="10" w:type="dxa"/>
         </w:tblCellMar>
-        <w:tblLook w:val="0000" w:firstRow="0" w:lastRow="0" w:firstColumn="0" w:lastColumn="0" w:noHBand="0" w:noVBand="0"/>
+        <w:tblLook w:val="04A0" w:firstRow="1" w:lastRow="0" w:firstColumn="1" w:lastColumn="0" w:noHBand="0" w:noVBand="1"/>
       </w:tblPr>
       <w:tblGrid>
         <w:gridCol w:w="9638"/>
@@ -7750,7 +7714,7 @@
         <w:keepNext/>
         <w:spacing w:before="340" w:after="130"/>
       </w:pPr>
-      <w:bookmarkStart w:id="8" w:name="_Toc240621278"/>
+      <w:bookmarkStart w:id="8" w:name="_Toc240987643"/>
       <w:r>
         <w:rPr>
           <w:color w:val="DC3230"/>
@@ -7782,7 +7746,7 @@
           <w:left w:w="10" w:type="dxa"/>
           <w:right w:w="10" w:type="dxa"/>
         </w:tblCellMar>
-        <w:tblLook w:val="0000" w:firstRow="0" w:lastRow="0" w:firstColumn="0" w:lastColumn="0" w:noHBand="0" w:noVBand="0"/>
+        <w:tblLook w:val="04A0" w:firstRow="1" w:lastRow="0" w:firstColumn="1" w:lastColumn="0" w:noHBand="0" w:noVBand="1"/>
       </w:tblPr>
       <w:tblGrid>
         <w:gridCol w:w="2313"/>
@@ -10341,7 +10305,7 @@
           <w:left w:w="10" w:type="dxa"/>
           <w:right w:w="10" w:type="dxa"/>
         </w:tblCellMar>
-        <w:tblLook w:val="0000" w:firstRow="0" w:lastRow="0" w:firstColumn="0" w:lastColumn="0" w:noHBand="0" w:noVBand="0"/>
+        <w:tblLook w:val="04A0" w:firstRow="1" w:lastRow="0" w:firstColumn="1" w:lastColumn="0" w:noHBand="0" w:noVBand="1"/>
       </w:tblPr>
       <w:tblGrid>
         <w:gridCol w:w="9638"/>
@@ -10535,7 +10499,7 @@
         <w:keepNext/>
         <w:spacing w:before="340" w:after="130"/>
       </w:pPr>
-      <w:bookmarkStart w:id="9" w:name="_Toc240621279"/>
+      <w:bookmarkStart w:id="9" w:name="_Toc240987644"/>
       <w:r>
         <w:rPr>
           <w:color w:val="DC3230"/>
@@ -10567,7 +10531,7 @@
           <w:left w:w="10" w:type="dxa"/>
           <w:right w:w="10" w:type="dxa"/>
         </w:tblCellMar>
-        <w:tblLook w:val="0000" w:firstRow="0" w:lastRow="0" w:firstColumn="0" w:lastColumn="0" w:noHBand="0" w:noVBand="0"/>
+        <w:tblLook w:val="04A0" w:firstRow="1" w:lastRow="0" w:firstColumn="1" w:lastColumn="0" w:noHBand="0" w:noVBand="1"/>
       </w:tblPr>
       <w:tblGrid>
         <w:gridCol w:w="2313"/>
@@ -11784,7 +11748,7 @@
           <w:left w:w="10" w:type="dxa"/>
           <w:right w:w="10" w:type="dxa"/>
         </w:tblCellMar>
-        <w:tblLook w:val="0000" w:firstRow="0" w:lastRow="0" w:firstColumn="0" w:lastColumn="0" w:noHBand="0" w:noVBand="0"/>
+        <w:tblLook w:val="04A0" w:firstRow="1" w:lastRow="0" w:firstColumn="1" w:lastColumn="0" w:noHBand="0" w:noVBand="1"/>
       </w:tblPr>
       <w:tblGrid>
         <w:gridCol w:w="9638"/>
@@ -11935,7 +11899,7 @@
         </w:pBdr>
         <w:spacing w:after="220"/>
       </w:pPr>
-      <w:bookmarkStart w:id="10" w:name="_Toc240621280"/>
+      <w:bookmarkStart w:id="10" w:name="_Toc240987645"/>
       <w:r>
         <w:rPr>
           <w:color w:val="DC3230"/>
@@ -11954,7 +11918,7 @@
         <w:keepNext/>
         <w:spacing w:before="340" w:after="130"/>
       </w:pPr>
-      <w:bookmarkStart w:id="11" w:name="_Toc240621281"/>
+      <w:bookmarkStart w:id="11" w:name="_Toc240987646"/>
       <w:r>
         <w:rPr>
           <w:color w:val="DC3230"/>
@@ -12020,7 +11984,7 @@
           <w:left w:w="10" w:type="dxa"/>
           <w:right w:w="10" w:type="dxa"/>
         </w:tblCellMar>
-        <w:tblLook w:val="0000" w:firstRow="0" w:lastRow="0" w:firstColumn="0" w:lastColumn="0" w:noHBand="0" w:noVBand="0"/>
+        <w:tblLook w:val="04A0" w:firstRow="1" w:lastRow="0" w:firstColumn="1" w:lastColumn="0" w:noHBand="0" w:noVBand="1"/>
       </w:tblPr>
       <w:tblGrid>
         <w:gridCol w:w="2313"/>
@@ -14368,7 +14332,7 @@
           <w:left w:w="10" w:type="dxa"/>
           <w:right w:w="10" w:type="dxa"/>
         </w:tblCellMar>
-        <w:tblLook w:val="0000" w:firstRow="0" w:lastRow="0" w:firstColumn="0" w:lastColumn="0" w:noHBand="0" w:noVBand="0"/>
+        <w:tblLook w:val="04A0" w:firstRow="1" w:lastRow="0" w:firstColumn="1" w:lastColumn="0" w:noHBand="0" w:noVBand="1"/>
       </w:tblPr>
       <w:tblGrid>
         <w:gridCol w:w="9638"/>
@@ -14534,7 +14498,7 @@
         <w:keepNext/>
         <w:spacing w:before="340" w:after="130"/>
       </w:pPr>
-      <w:bookmarkStart w:id="12" w:name="_Toc240621282"/>
+      <w:bookmarkStart w:id="12" w:name="_Toc240987647"/>
       <w:r>
         <w:rPr>
           <w:color w:val="DC3230"/>
@@ -14566,7 +14530,7 @@
           <w:left w:w="10" w:type="dxa"/>
           <w:right w:w="10" w:type="dxa"/>
         </w:tblCellMar>
-        <w:tblLook w:val="0000" w:firstRow="0" w:lastRow="0" w:firstColumn="0" w:lastColumn="0" w:noHBand="0" w:noVBand="0"/>
+        <w:tblLook w:val="04A0" w:firstRow="1" w:lastRow="0" w:firstColumn="1" w:lastColumn="0" w:noHBand="0" w:noVBand="1"/>
       </w:tblPr>
       <w:tblGrid>
         <w:gridCol w:w="2313"/>
@@ -15232,7 +15196,7 @@
         <w:keepNext/>
         <w:spacing w:before="340" w:after="130"/>
       </w:pPr>
-      <w:bookmarkStart w:id="13" w:name="_Toc240621283"/>
+      <w:bookmarkStart w:id="13" w:name="_Toc240987648"/>
       <w:r>
         <w:rPr>
           <w:color w:val="DC3230"/>
@@ -15274,7 +15238,7 @@
           <w:left w:w="10" w:type="dxa"/>
           <w:right w:w="10" w:type="dxa"/>
         </w:tblCellMar>
-        <w:tblLook w:val="0000" w:firstRow="0" w:lastRow="0" w:firstColumn="0" w:lastColumn="0" w:noHBand="0" w:noVBand="0"/>
+        <w:tblLook w:val="04A0" w:firstRow="1" w:lastRow="0" w:firstColumn="1" w:lastColumn="0" w:noHBand="0" w:noVBand="1"/>
       </w:tblPr>
       <w:tblGrid>
         <w:gridCol w:w="2313"/>
@@ -16983,7 +16947,7 @@
           <w:left w:w="10" w:type="dxa"/>
           <w:right w:w="10" w:type="dxa"/>
         </w:tblCellMar>
-        <w:tblLook w:val="0000" w:firstRow="0" w:lastRow="0" w:firstColumn="0" w:lastColumn="0" w:noHBand="0" w:noVBand="0"/>
+        <w:tblLook w:val="04A0" w:firstRow="1" w:lastRow="0" w:firstColumn="1" w:lastColumn="0" w:noHBand="0" w:noVBand="1"/>
       </w:tblPr>
       <w:tblGrid>
         <w:gridCol w:w="9638"/>
@@ -17107,7 +17071,7 @@
         <w:keepNext/>
         <w:spacing w:before="340" w:after="130"/>
       </w:pPr>
-      <w:bookmarkStart w:id="14" w:name="_Toc240621284"/>
+      <w:bookmarkStart w:id="14" w:name="_Toc240987649"/>
       <w:r>
         <w:rPr>
           <w:color w:val="DC3230"/>
@@ -17163,7 +17127,7 @@
           <w:left w:w="10" w:type="dxa"/>
           <w:right w:w="10" w:type="dxa"/>
         </w:tblCellMar>
-        <w:tblLook w:val="0000" w:firstRow="0" w:lastRow="0" w:firstColumn="0" w:lastColumn="0" w:noHBand="0" w:noVBand="0"/>
+        <w:tblLook w:val="04A0" w:firstRow="1" w:lastRow="0" w:firstColumn="1" w:lastColumn="0" w:noHBand="0" w:noVBand="1"/>
       </w:tblPr>
       <w:tblGrid>
         <w:gridCol w:w="2313"/>
@@ -17830,7 +17794,7 @@
           <w:left w:w="10" w:type="dxa"/>
           <w:right w:w="10" w:type="dxa"/>
         </w:tblCellMar>
-        <w:tblLook w:val="0000" w:firstRow="0" w:lastRow="0" w:firstColumn="0" w:lastColumn="0" w:noHBand="0" w:noVBand="0"/>
+        <w:tblLook w:val="04A0" w:firstRow="1" w:lastRow="0" w:firstColumn="1" w:lastColumn="0" w:noHBand="0" w:noVBand="1"/>
       </w:tblPr>
       <w:tblGrid>
         <w:gridCol w:w="9638"/>
@@ -17940,7 +17904,7 @@
         </w:pBdr>
         <w:spacing w:after="220"/>
       </w:pPr>
-      <w:bookmarkStart w:id="15" w:name="_Toc240621285"/>
+      <w:bookmarkStart w:id="15" w:name="_Toc240987650"/>
       <w:r>
         <w:rPr>
           <w:color w:val="DC3230"/>
@@ -17959,7 +17923,7 @@
         <w:keepNext/>
         <w:spacing w:before="340" w:after="130"/>
       </w:pPr>
-      <w:bookmarkStart w:id="16" w:name="_Toc240621286"/>
+      <w:bookmarkStart w:id="16" w:name="_Toc240987651"/>
       <w:r>
         <w:rPr>
           <w:color w:val="DC3230"/>
@@ -18003,7 +17967,7 @@
           <w:left w:w="10" w:type="dxa"/>
           <w:right w:w="10" w:type="dxa"/>
         </w:tblCellMar>
-        <w:tblLook w:val="0000" w:firstRow="0" w:lastRow="0" w:firstColumn="0" w:lastColumn="0" w:noHBand="0" w:noVBand="0"/>
+        <w:tblLook w:val="04A0" w:firstRow="1" w:lastRow="0" w:firstColumn="1" w:lastColumn="0" w:noHBand="0" w:noVBand="1"/>
       </w:tblPr>
       <w:tblGrid>
         <w:gridCol w:w="2313"/>
@@ -18623,7 +18587,7 @@
         <w:keepNext/>
         <w:spacing w:before="340" w:after="130"/>
       </w:pPr>
-      <w:bookmarkStart w:id="17" w:name="_Toc240621287"/>
+      <w:bookmarkStart w:id="17" w:name="_Toc240987652"/>
       <w:r>
         <w:rPr>
           <w:color w:val="DC3230"/>
@@ -18665,7 +18629,7 @@
           <w:left w:w="10" w:type="dxa"/>
           <w:right w:w="10" w:type="dxa"/>
         </w:tblCellMar>
-        <w:tblLook w:val="0000" w:firstRow="0" w:lastRow="0" w:firstColumn="0" w:lastColumn="0" w:noHBand="0" w:noVBand="0"/>
+        <w:tblLook w:val="04A0" w:firstRow="1" w:lastRow="0" w:firstColumn="1" w:lastColumn="0" w:noHBand="0" w:noVBand="1"/>
       </w:tblPr>
       <w:tblGrid>
         <w:gridCol w:w="2313"/>
@@ -19528,7 +19492,7 @@
         <w:keepNext/>
         <w:spacing w:before="340" w:after="130"/>
       </w:pPr>
-      <w:bookmarkStart w:id="18" w:name="_Toc240621288"/>
+      <w:bookmarkStart w:id="18" w:name="_Toc240987653"/>
       <w:r>
         <w:rPr>
           <w:color w:val="DC3230"/>
@@ -19604,7 +19568,7 @@
           <w:left w:w="10" w:type="dxa"/>
           <w:right w:w="10" w:type="dxa"/>
         </w:tblCellMar>
-        <w:tblLook w:val="0000" w:firstRow="0" w:lastRow="0" w:firstColumn="0" w:lastColumn="0" w:noHBand="0" w:noVBand="0"/>
+        <w:tblLook w:val="04A0" w:firstRow="1" w:lastRow="0" w:firstColumn="1" w:lastColumn="0" w:noHBand="0" w:noVBand="1"/>
       </w:tblPr>
       <w:tblGrid>
         <w:gridCol w:w="2313"/>
@@ -20490,7 +20454,7 @@
           <w:left w:w="10" w:type="dxa"/>
           <w:right w:w="10" w:type="dxa"/>
         </w:tblCellMar>
-        <w:tblLook w:val="0000" w:firstRow="0" w:lastRow="0" w:firstColumn="0" w:lastColumn="0" w:noHBand="0" w:noVBand="0"/>
+        <w:tblLook w:val="04A0" w:firstRow="1" w:lastRow="0" w:firstColumn="1" w:lastColumn="0" w:noHBand="0" w:noVBand="1"/>
       </w:tblPr>
       <w:tblGrid>
         <w:gridCol w:w="9638"/>
@@ -20563,7 +20527,7 @@
         </w:pBdr>
         <w:spacing w:after="220"/>
       </w:pPr>
-      <w:bookmarkStart w:id="19" w:name="_Toc240621289"/>
+      <w:bookmarkStart w:id="19" w:name="_Toc240987654"/>
       <w:r>
         <w:rPr>
           <w:color w:val="DC3230"/>
@@ -20591,7 +20555,7 @@
           <w:left w:w="10" w:type="dxa"/>
           <w:right w:w="10" w:type="dxa"/>
         </w:tblCellMar>
-        <w:tblLook w:val="0000" w:firstRow="0" w:lastRow="0" w:firstColumn="0" w:lastColumn="0" w:noHBand="0" w:noVBand="0"/>
+        <w:tblLook w:val="04A0" w:firstRow="1" w:lastRow="0" w:firstColumn="1" w:lastColumn="0" w:noHBand="0" w:noVBand="1"/>
       </w:tblPr>
       <w:tblGrid>
         <w:gridCol w:w="1553"/>
@@ -22490,7 +22454,7 @@
         </w:pBdr>
         <w:spacing w:after="220"/>
       </w:pPr>
-      <w:bookmarkStart w:id="20" w:name="_Toc240621290"/>
+      <w:bookmarkStart w:id="20" w:name="_Toc240987655"/>
       <w:r>
         <w:rPr>
           <w:color w:val="DC3230"/>
@@ -22509,7 +22473,7 @@
         <w:keepNext/>
         <w:spacing w:before="340" w:after="130"/>
       </w:pPr>
-      <w:bookmarkStart w:id="21" w:name="_Toc240621291"/>
+      <w:bookmarkStart w:id="21" w:name="_Toc240987656"/>
       <w:r>
         <w:rPr>
           <w:color w:val="DC3230"/>
@@ -22667,7 +22631,7 @@
         <w:keepNext/>
         <w:spacing w:before="340" w:after="130"/>
       </w:pPr>
-      <w:bookmarkStart w:id="22" w:name="_Toc240621292"/>
+      <w:bookmarkStart w:id="22" w:name="_Toc240987657"/>
       <w:r>
         <w:rPr>
           <w:color w:val="DC3230"/>
@@ -22846,7 +22810,7 @@
         <w:keepNext/>
         <w:spacing w:before="340" w:after="130"/>
       </w:pPr>
-      <w:bookmarkStart w:id="23" w:name="_Toc240621293"/>
+      <w:bookmarkStart w:id="23" w:name="_Toc240987658"/>
       <w:r>
         <w:rPr>
           <w:color w:val="DC3230"/>
@@ -23016,7 +22980,7 @@
         <w:keepNext/>
         <w:spacing w:before="340" w:after="130"/>
       </w:pPr>
-      <w:bookmarkStart w:id="24" w:name="_Toc240621294"/>
+      <w:bookmarkStart w:id="24" w:name="_Toc240987659"/>
       <w:r>
         <w:rPr>
           <w:color w:val="DC3230"/>
@@ -23083,7 +23047,7 @@
           <w:left w:w="10" w:type="dxa"/>
           <w:right w:w="10" w:type="dxa"/>
         </w:tblCellMar>
-        <w:tblLook w:val="0000" w:firstRow="0" w:lastRow="0" w:firstColumn="0" w:lastColumn="0" w:noHBand="0" w:noVBand="0"/>
+        <w:tblLook w:val="04A0" w:firstRow="1" w:lastRow="0" w:firstColumn="1" w:lastColumn="0" w:noHBand="0" w:noVBand="1"/>
       </w:tblPr>
       <w:tblGrid>
         <w:gridCol w:w="9638"/>
@@ -23162,7 +23126,7 @@
         </w:pBdr>
         <w:spacing w:after="220"/>
       </w:pPr>
-      <w:bookmarkStart w:id="25" w:name="_Toc240621295"/>
+      <w:bookmarkStart w:id="25" w:name="_Toc240987660"/>
       <w:r>
         <w:rPr>
           <w:color w:val="DC3230"/>
@@ -23291,7 +23255,7 @@
           <w:left w:w="10" w:type="dxa"/>
           <w:right w:w="10" w:type="dxa"/>
         </w:tblCellMar>
-        <w:tblLook w:val="0000" w:firstRow="0" w:lastRow="0" w:firstColumn="0" w:lastColumn="0" w:noHBand="0" w:noVBand="0"/>
+        <w:tblLook w:val="04A0" w:firstRow="1" w:lastRow="0" w:firstColumn="1" w:lastColumn="0" w:noHBand="0" w:noVBand="1"/>
       </w:tblPr>
       <w:tblGrid>
         <w:gridCol w:w="964"/>
@@ -24327,7 +24291,7 @@
           <w:left w:w="10" w:type="dxa"/>
           <w:right w:w="10" w:type="dxa"/>
         </w:tblCellMar>
-        <w:tblLook w:val="0000" w:firstRow="0" w:lastRow="0" w:firstColumn="0" w:lastColumn="0" w:noHBand="0" w:noVBand="0"/>
+        <w:tblLook w:val="04A0" w:firstRow="1" w:lastRow="0" w:firstColumn="1" w:lastColumn="0" w:noHBand="0" w:noVBand="1"/>
       </w:tblPr>
       <w:tblGrid>
         <w:gridCol w:w="9638"/>
@@ -24422,7 +24386,7 @@
         </w:pBdr>
         <w:spacing w:after="220"/>
       </w:pPr>
-      <w:bookmarkStart w:id="26" w:name="_Toc240621296"/>
+      <w:bookmarkStart w:id="26" w:name="_Toc240987661"/>
       <w:r>
         <w:rPr>
           <w:color w:val="DC3230"/>
@@ -24450,7 +24414,7 @@
           <w:left w:w="10" w:type="dxa"/>
           <w:right w:w="10" w:type="dxa"/>
         </w:tblCellMar>
-        <w:tblLook w:val="0000" w:firstRow="0" w:lastRow="0" w:firstColumn="0" w:lastColumn="0" w:noHBand="0" w:noVBand="0"/>
+        <w:tblLook w:val="04A0" w:firstRow="1" w:lastRow="0" w:firstColumn="1" w:lastColumn="0" w:noHBand="0" w:noVBand="1"/>
       </w:tblPr>
       <w:tblGrid>
         <w:gridCol w:w="2337"/>
@@ -25522,7 +25486,7 @@
         </w:pBdr>
         <w:spacing w:after="220"/>
       </w:pPr>
-      <w:bookmarkStart w:id="27" w:name="_Toc240621297"/>
+      <w:bookmarkStart w:id="27" w:name="_Toc240987662"/>
       <w:r>
         <w:rPr>
           <w:color w:val="DC3230"/>
@@ -25550,7 +25514,7 @@
           <w:left w:w="10" w:type="dxa"/>
           <w:right w:w="10" w:type="dxa"/>
         </w:tblCellMar>
-        <w:tblLook w:val="0000" w:firstRow="0" w:lastRow="0" w:firstColumn="0" w:lastColumn="0" w:noHBand="0" w:noVBand="0"/>
+        <w:tblLook w:val="04A0" w:firstRow="1" w:lastRow="0" w:firstColumn="1" w:lastColumn="0" w:noHBand="0" w:noVBand="1"/>
       </w:tblPr>
       <w:tblGrid>
         <w:gridCol w:w="2120"/>
@@ -26501,7 +26465,7 @@
           <w:left w:w="10" w:type="dxa"/>
           <w:right w:w="10" w:type="dxa"/>
         </w:tblCellMar>
-        <w:tblLook w:val="0000" w:firstRow="0" w:lastRow="0" w:firstColumn="0" w:lastColumn="0" w:noHBand="0" w:noVBand="0"/>
+        <w:tblLook w:val="04A0" w:firstRow="1" w:lastRow="0" w:firstColumn="1" w:lastColumn="0" w:noHBand="0" w:noVBand="1"/>
       </w:tblPr>
       <w:tblGrid>
         <w:gridCol w:w="9638"/>
@@ -26612,7 +26576,7 @@
 </file>
 
 <file path=word/endnotes.xml><?xml version="1.0" encoding="utf-8"?>
-<w:endnotes xmlns:wpc="http://schemas.microsoft.com/office/word/2010/wordprocessingCanvas" xmlns:cx="http://schemas.microsoft.com/office/drawing/2014/chartex" xmlns:cx1="http://schemas.microsoft.com/office/drawing/2015/9/8/chartex" xmlns:cx2="http://schemas.microsoft.com/office/drawing/2015/10/21/chartex" xmlns:cx3="http://schemas.microsoft.com/office/drawing/2016/5/9/chartex" xmlns:cx4="http://schemas.microsoft.com/office/drawing/2016/5/10/chartex" xmlns:cx5="http://schemas.microsoft.com/office/drawing/2016/5/11/chartex" xmlns:cx6="http://schemas.microsoft.com/office/drawing/2016/5/12/chartex" xmlns:cx7="http://schemas.microsoft.com/office/drawing/2016/5/13/chartex" xmlns:cx8="http://schemas.microsoft.com/office/drawing/2016/5/14/chartex" xmlns:mc="http://schemas.openxmlformats.org/markup-compatibility/2006" xmlns:aink="http://schemas.microsoft.com/office/drawing/2016/ink" xmlns:am3d="http://schemas.microsoft.com/office/drawing/2017/model3d" xmlns:o="urn:schemas-microsoft-com:office:office" xmlns:oel="http://schemas.microsoft.com/office/2019/extlst" xmlns:r="http://schemas.openxmlformats.org/officeDocument/2006/relationships" xmlns:m="http://schemas.openxmlformats.org/officeDocument/2006/math" xmlns:v="urn:schemas-microsoft-com:vml" xmlns:wp14="http://schemas.microsoft.com/office/word/2010/wordprocessingDrawing" xmlns:wp="http://schemas.openxmlformats.org/drawingml/2006/wordprocessingDrawing" xmlns:w10="urn:schemas-microsoft-com:office:word" xmlns:w="http://schemas.openxmlformats.org/wordprocessingml/2006/main" xmlns:w14="http://schemas.microsoft.com/office/word/2010/wordml" xmlns:w15="http://schemas.microsoft.com/office/word/2012/wordml" xmlns:w16cei="http://schemas.microsoft.com/office/word/2026/wordml/cei" xmlns:w16cex="http://schemas.microsoft.com/office/word/2018/wordml/cex" xmlns:w16cid="http://schemas.microsoft.com/office/word/2016/wordml/cid" xmlns:w16="http://schemas.microsoft.com/office/word/2018/wordml" xmlns:w16du="http://schemas.microsoft.com/office/word/2023/wordml/word16du" xmlns:w16sdtdh="http://schemas.microsoft.com/office/word/2020/wordml/sdtdatahash" xmlns:w16sdtfl="http://schemas.microsoft.com/office/word/2024/wordml/sdtformatlock" xmlns:w16se="http://schemas.microsoft.com/office/word/2015/wordml/symex" xmlns:wpg="http://schemas.microsoft.com/office/word/2010/wordprocessingGroup" xmlns:wpi="http://schemas.microsoft.com/office/word/2010/wordprocessingInk" xmlns:wne="http://schemas.microsoft.com/office/word/2006/wordml" xmlns:wps="http://schemas.microsoft.com/office/word/2010/wordprocessingShape" mc:Ignorable="w14 w15 w16se w16cid w16 w16cex w16sdtdh w16sdtfl w16du wp14">
+<w:endnotes xmlns:wpc="http://schemas.microsoft.com/office/word/2010/wordprocessingCanvas" xmlns:cx="http://schemas.microsoft.com/office/drawing/2014/chartex" xmlns:cx1="http://schemas.microsoft.com/office/drawing/2015/9/8/chartex" xmlns:cx2="http://schemas.microsoft.com/office/drawing/2015/10/21/chartex" xmlns:cx3="http://schemas.microsoft.com/office/drawing/2016/5/9/chartex" xmlns:cx4="http://schemas.microsoft.com/office/drawing/2016/5/10/chartex" xmlns:cx5="http://schemas.microsoft.com/office/drawing/2016/5/11/chartex" xmlns:cx6="http://schemas.microsoft.com/office/drawing/2016/5/12/chartex" xmlns:cx7="http://schemas.microsoft.com/office/drawing/2016/5/13/chartex" xmlns:cx8="http://schemas.microsoft.com/office/drawing/2016/5/14/chartex" xmlns:mc="http://schemas.openxmlformats.org/markup-compatibility/2006" xmlns:aink="http://schemas.microsoft.com/office/drawing/2016/ink" xmlns:am3d="http://schemas.microsoft.com/office/drawing/2017/model3d" xmlns:o="urn:schemas-microsoft-com:office:office" xmlns:oel="http://schemas.microsoft.com/office/2019/extlst" xmlns:r="http://schemas.openxmlformats.org/officeDocument/2006/relationships" xmlns:m="http://schemas.openxmlformats.org/officeDocument/2006/math" xmlns:v="urn:schemas-microsoft-com:vml" xmlns:wp14="http://schemas.microsoft.com/office/word/2010/wordprocessingDrawing" xmlns:wp="http://schemas.openxmlformats.org/drawingml/2006/wordprocessingDrawing" xmlns:w10="urn:schemas-microsoft-com:office:word" xmlns:w="http://schemas.openxmlformats.org/wordprocessingml/2006/main" xmlns:w14="http://schemas.microsoft.com/office/word/2010/wordml" xmlns:w15="http://schemas.microsoft.com/office/word/2012/wordml" xmlns:w16cex="http://schemas.microsoft.com/office/word/2018/wordml/cex" xmlns:w16cid="http://schemas.microsoft.com/office/word/2016/wordml/cid" xmlns:w16="http://schemas.microsoft.com/office/word/2018/wordml" xmlns:w16du="http://schemas.microsoft.com/office/word/2023/wordml/word16du" xmlns:w16sdtdh="http://schemas.microsoft.com/office/word/2020/wordml/sdtdatahash" xmlns:w16sdtfl="http://schemas.microsoft.com/office/word/2024/wordml/sdtformatlock" xmlns:w16se="http://schemas.microsoft.com/office/word/2015/wordml/symex" xmlns:wpg="http://schemas.microsoft.com/office/word/2010/wordprocessingGroup" xmlns:wpi="http://schemas.microsoft.com/office/word/2010/wordprocessingInk" xmlns:wne="http://schemas.microsoft.com/office/word/2006/wordml" xmlns:wps="http://schemas.microsoft.com/office/word/2010/wordprocessingShape" mc:Ignorable="w14 w15 w16se w16cid w16 w16cex w16sdtdh w16sdtfl w16du wp14">
   <w:endnote w:type="separator" w:id="-1">
     <w:p>
       <w:pPr>
@@ -26637,7 +26601,7 @@
 </file>
 
 <file path=word/footer1.xml><?xml version="1.0" encoding="utf-8"?>
-<w:ftr xmlns:wpc="http://schemas.microsoft.com/office/word/2010/wordprocessingCanvas" xmlns:cx="http://schemas.microsoft.com/office/drawing/2014/chartex" xmlns:cx1="http://schemas.microsoft.com/office/drawing/2015/9/8/chartex" xmlns:cx2="http://schemas.microsoft.com/office/drawing/2015/10/21/chartex" xmlns:cx3="http://schemas.microsoft.com/office/drawing/2016/5/9/chartex" xmlns:cx4="http://schemas.microsoft.com/office/drawing/2016/5/10/chartex" xmlns:cx5="http://schemas.microsoft.com/office/drawing/2016/5/11/chartex" xmlns:cx6="http://schemas.microsoft.com/office/drawing/2016/5/12/chartex" xmlns:cx7="http://schemas.microsoft.com/office/drawing/2016/5/13/chartex" xmlns:cx8="http://schemas.microsoft.com/office/drawing/2016/5/14/chartex" xmlns:mc="http://schemas.openxmlformats.org/markup-compatibility/2006" xmlns:aink="http://schemas.microsoft.com/office/drawing/2016/ink" xmlns:am3d="http://schemas.microsoft.com/office/drawing/2017/model3d" xmlns:o="urn:schemas-microsoft-com:office:office" xmlns:oel="http://schemas.microsoft.com/office/2019/extlst" xmlns:r="http://schemas.openxmlformats.org/officeDocument/2006/relationships" xmlns:m="http://schemas.openxmlformats.org/officeDocument/2006/math" xmlns:v="urn:schemas-microsoft-com:vml" xmlns:wp14="http://schemas.microsoft.com/office/word/2010/wordprocessingDrawing" xmlns:wp="http://schemas.openxmlformats.org/drawingml/2006/wordprocessingDrawing" xmlns:w10="urn:schemas-microsoft-com:office:word" xmlns:w="http://schemas.openxmlformats.org/wordprocessingml/2006/main" xmlns:w14="http://schemas.microsoft.com/office/word/2010/wordml" xmlns:w15="http://schemas.microsoft.com/office/word/2012/wordml" xmlns:w16cei="http://schemas.microsoft.com/office/word/2026/wordml/cei" xmlns:w16cex="http://schemas.microsoft.com/office/word/2018/wordml/cex" xmlns:w16cid="http://schemas.microsoft.com/office/word/2016/wordml/cid" xmlns:w16="http://schemas.microsoft.com/office/word/2018/wordml" xmlns:w16du="http://schemas.microsoft.com/office/word/2023/wordml/word16du" xmlns:w16sdtdh="http://schemas.microsoft.com/office/word/2020/wordml/sdtdatahash" xmlns:w16sdtfl="http://schemas.microsoft.com/office/word/2024/wordml/sdtformatlock" xmlns:w16se="http://schemas.microsoft.com/office/word/2015/wordml/symex" xmlns:wpg="http://schemas.microsoft.com/office/word/2010/wordprocessingGroup" xmlns:wpi="http://schemas.microsoft.com/office/word/2010/wordprocessingInk" xmlns:wne="http://schemas.microsoft.com/office/word/2006/wordml" xmlns:wps="http://schemas.microsoft.com/office/word/2010/wordprocessingShape" mc:Ignorable="w14 w15 w16se w16cid w16 w16cex w16sdtdh w16sdtfl w16du wp14">
+<w:ftr xmlns:wpc="http://schemas.microsoft.com/office/word/2010/wordprocessingCanvas" xmlns:cx="http://schemas.microsoft.com/office/drawing/2014/chartex" xmlns:cx1="http://schemas.microsoft.com/office/drawing/2015/9/8/chartex" xmlns:cx2="http://schemas.microsoft.com/office/drawing/2015/10/21/chartex" xmlns:cx3="http://schemas.microsoft.com/office/drawing/2016/5/9/chartex" xmlns:cx4="http://schemas.microsoft.com/office/drawing/2016/5/10/chartex" xmlns:cx5="http://schemas.microsoft.com/office/drawing/2016/5/11/chartex" xmlns:cx6="http://schemas.microsoft.com/office/drawing/2016/5/12/chartex" xmlns:cx7="http://schemas.microsoft.com/office/drawing/2016/5/13/chartex" xmlns:cx8="http://schemas.microsoft.com/office/drawing/2016/5/14/chartex" xmlns:mc="http://schemas.openxmlformats.org/markup-compatibility/2006" xmlns:aink="http://schemas.microsoft.com/office/drawing/2016/ink" xmlns:am3d="http://schemas.microsoft.com/office/drawing/2017/model3d" xmlns:o="urn:schemas-microsoft-com:office:office" xmlns:oel="http://schemas.microsoft.com/office/2019/extlst" xmlns:r="http://schemas.openxmlformats.org/officeDocument/2006/relationships" xmlns:m="http://schemas.openxmlformats.org/officeDocument/2006/math" xmlns:v="urn:schemas-microsoft-com:vml" xmlns:wp14="http://schemas.microsoft.com/office/word/2010/wordprocessingDrawing" xmlns:wp="http://schemas.openxmlformats.org/drawingml/2006/wordprocessingDrawing" xmlns:w10="urn:schemas-microsoft-com:office:word" xmlns:w="http://schemas.openxmlformats.org/wordprocessingml/2006/main" xmlns:w14="http://schemas.microsoft.com/office/word/2010/wordml" xmlns:w15="http://schemas.microsoft.com/office/word/2012/wordml" xmlns:w16cex="http://schemas.microsoft.com/office/word/2018/wordml/cex" xmlns:w16cid="http://schemas.microsoft.com/office/word/2016/wordml/cid" xmlns:w16="http://schemas.microsoft.com/office/word/2018/wordml" xmlns:w16du="http://schemas.microsoft.com/office/word/2023/wordml/word16du" xmlns:w16sdtdh="http://schemas.microsoft.com/office/word/2020/wordml/sdtdatahash" xmlns:w16sdtfl="http://schemas.microsoft.com/office/word/2024/wordml/sdtformatlock" xmlns:w16se="http://schemas.microsoft.com/office/word/2015/wordml/symex" xmlns:wpg="http://schemas.microsoft.com/office/word/2010/wordprocessingGroup" xmlns:wpi="http://schemas.microsoft.com/office/word/2010/wordprocessingInk" xmlns:wne="http://schemas.microsoft.com/office/word/2006/wordml" xmlns:wps="http://schemas.microsoft.com/office/word/2010/wordprocessingShape" mc:Ignorable="w14 w15 w16se w16cid w16 w16cex w16sdtdh w16sdtfl w16du wp14">
   <w:p>
     <w:pPr>
       <w:pBdr>
@@ -26761,13 +26725,13 @@
 </file>
 
 <file path=word/footer2.xml><?xml version="1.0" encoding="utf-8"?>
-<w:ftr xmlns:wpc="http://schemas.microsoft.com/office/word/2010/wordprocessingCanvas" xmlns:cx="http://schemas.microsoft.com/office/drawing/2014/chartex" xmlns:cx1="http://schemas.microsoft.com/office/drawing/2015/9/8/chartex" xmlns:cx2="http://schemas.microsoft.com/office/drawing/2015/10/21/chartex" xmlns:cx3="http://schemas.microsoft.com/office/drawing/2016/5/9/chartex" xmlns:cx4="http://schemas.microsoft.com/office/drawing/2016/5/10/chartex" xmlns:cx5="http://schemas.microsoft.com/office/drawing/2016/5/11/chartex" xmlns:cx6="http://schemas.microsoft.com/office/drawing/2016/5/12/chartex" xmlns:cx7="http://schemas.microsoft.com/office/drawing/2016/5/13/chartex" xmlns:cx8="http://schemas.microsoft.com/office/drawing/2016/5/14/chartex" xmlns:mc="http://schemas.openxmlformats.org/markup-compatibility/2006" xmlns:aink="http://schemas.microsoft.com/office/drawing/2016/ink" xmlns:am3d="http://schemas.microsoft.com/office/drawing/2017/model3d" xmlns:o="urn:schemas-microsoft-com:office:office" xmlns:oel="http://schemas.microsoft.com/office/2019/extlst" xmlns:r="http://schemas.openxmlformats.org/officeDocument/2006/relationships" xmlns:m="http://schemas.openxmlformats.org/officeDocument/2006/math" xmlns:v="urn:schemas-microsoft-com:vml" xmlns:wp14="http://schemas.microsoft.com/office/word/2010/wordprocessingDrawing" xmlns:wp="http://schemas.openxmlformats.org/drawingml/2006/wordprocessingDrawing" xmlns:w10="urn:schemas-microsoft-com:office:word" xmlns:w="http://schemas.openxmlformats.org/wordprocessingml/2006/main" xmlns:w14="http://schemas.microsoft.com/office/word/2010/wordml" xmlns:w15="http://schemas.microsoft.com/office/word/2012/wordml" xmlns:w16cei="http://schemas.microsoft.com/office/word/2026/wordml/cei" xmlns:w16cex="http://schemas.microsoft.com/office/word/2018/wordml/cex" xmlns:w16cid="http://schemas.microsoft.com/office/word/2016/wordml/cid" xmlns:w16="http://schemas.microsoft.com/office/word/2018/wordml" xmlns:w16du="http://schemas.microsoft.com/office/word/2023/wordml/word16du" xmlns:w16sdtdh="http://schemas.microsoft.com/office/word/2020/wordml/sdtdatahash" xmlns:w16sdtfl="http://schemas.microsoft.com/office/word/2024/wordml/sdtformatlock" xmlns:w16se="http://schemas.microsoft.com/office/word/2015/wordml/symex" xmlns:wpg="http://schemas.microsoft.com/office/word/2010/wordprocessingGroup" xmlns:wpi="http://schemas.microsoft.com/office/word/2010/wordprocessingInk" xmlns:wne="http://schemas.microsoft.com/office/word/2006/wordml" xmlns:wps="http://schemas.microsoft.com/office/word/2010/wordprocessingShape" mc:Ignorable="w14 w15 w16se w16cid w16 w16cex w16sdtdh w16sdtfl w16du wp14">
+<w:ftr xmlns:wpc="http://schemas.microsoft.com/office/word/2010/wordprocessingCanvas" xmlns:cx="http://schemas.microsoft.com/office/drawing/2014/chartex" xmlns:cx1="http://schemas.microsoft.com/office/drawing/2015/9/8/chartex" xmlns:cx2="http://schemas.microsoft.com/office/drawing/2015/10/21/chartex" xmlns:cx3="http://schemas.microsoft.com/office/drawing/2016/5/9/chartex" xmlns:cx4="http://schemas.microsoft.com/office/drawing/2016/5/10/chartex" xmlns:cx5="http://schemas.microsoft.com/office/drawing/2016/5/11/chartex" xmlns:cx6="http://schemas.microsoft.com/office/drawing/2016/5/12/chartex" xmlns:cx7="http://schemas.microsoft.com/office/drawing/2016/5/13/chartex" xmlns:cx8="http://schemas.microsoft.com/office/drawing/2016/5/14/chartex" xmlns:mc="http://schemas.openxmlformats.org/markup-compatibility/2006" xmlns:aink="http://schemas.microsoft.com/office/drawing/2016/ink" xmlns:am3d="http://schemas.microsoft.com/office/drawing/2017/model3d" xmlns:o="urn:schemas-microsoft-com:office:office" xmlns:oel="http://schemas.microsoft.com/office/2019/extlst" xmlns:r="http://schemas.openxmlformats.org/officeDocument/2006/relationships" xmlns:m="http://schemas.openxmlformats.org/officeDocument/2006/math" xmlns:v="urn:schemas-microsoft-com:vml" xmlns:wp14="http://schemas.microsoft.com/office/word/2010/wordprocessingDrawing" xmlns:wp="http://schemas.openxmlformats.org/drawingml/2006/wordprocessingDrawing" xmlns:w10="urn:schemas-microsoft-com:office:word" xmlns:w="http://schemas.openxmlformats.org/wordprocessingml/2006/main" xmlns:w14="http://schemas.microsoft.com/office/word/2010/wordml" xmlns:w15="http://schemas.microsoft.com/office/word/2012/wordml" xmlns:w16cex="http://schemas.microsoft.com/office/word/2018/wordml/cex" xmlns:w16cid="http://schemas.microsoft.com/office/word/2016/wordml/cid" xmlns:w16="http://schemas.microsoft.com/office/word/2018/wordml" xmlns:w16du="http://schemas.microsoft.com/office/word/2023/wordml/word16du" xmlns:w16sdtdh="http://schemas.microsoft.com/office/word/2020/wordml/sdtdatahash" xmlns:w16sdtfl="http://schemas.microsoft.com/office/word/2024/wordml/sdtformatlock" xmlns:w16se="http://schemas.microsoft.com/office/word/2015/wordml/symex" xmlns:wpg="http://schemas.microsoft.com/office/word/2010/wordprocessingGroup" xmlns:wpi="http://schemas.microsoft.com/office/word/2010/wordprocessingInk" xmlns:wne="http://schemas.microsoft.com/office/word/2006/wordml" xmlns:wps="http://schemas.microsoft.com/office/word/2010/wordprocessingShape" mc:Ignorable="w14 w15 w16se w16cid w16 w16cex w16sdtdh w16sdtfl w16du wp14">
   <w:p/>
 </w:ftr>
 </file>
 
 <file path=word/footnotes.xml><?xml version="1.0" encoding="utf-8"?>
-<w:footnotes xmlns:wpc="http://schemas.microsoft.com/office/word/2010/wordprocessingCanvas" xmlns:cx="http://schemas.microsoft.com/office/drawing/2014/chartex" xmlns:cx1="http://schemas.microsoft.com/office/drawing/2015/9/8/chartex" xmlns:cx2="http://schemas.microsoft.com/office/drawing/2015/10/21/chartex" xmlns:cx3="http://schemas.microsoft.com/office/drawing/2016/5/9/chartex" xmlns:cx4="http://schemas.microsoft.com/office/drawing/2016/5/10/chartex" xmlns:cx5="http://schemas.microsoft.com/office/drawing/2016/5/11/chartex" xmlns:cx6="http://schemas.microsoft.com/office/drawing/2016/5/12/chartex" xmlns:cx7="http://schemas.microsoft.com/office/drawing/2016/5/13/chartex" xmlns:cx8="http://schemas.microsoft.com/office/drawing/2016/5/14/chartex" xmlns:mc="http://schemas.openxmlformats.org/markup-compatibility/2006" xmlns:aink="http://schemas.microsoft.com/office/drawing/2016/ink" xmlns:am3d="http://schemas.microsoft.com/office/drawing/2017/model3d" xmlns:o="urn:schemas-microsoft-com:office:office" xmlns:oel="http://schemas.microsoft.com/office/2019/extlst" xmlns:r="http://schemas.openxmlformats.org/officeDocument/2006/relationships" xmlns:m="http://schemas.openxmlformats.org/officeDocument/2006/math" xmlns:v="urn:schemas-microsoft-com:vml" xmlns:wp14="http://schemas.microsoft.com/office/word/2010/wordprocessingDrawing" xmlns:wp="http://schemas.openxmlformats.org/drawingml/2006/wordprocessingDrawing" xmlns:w10="urn:schemas-microsoft-com:office:word" xmlns:w="http://schemas.openxmlformats.org/wordprocessingml/2006/main" xmlns:w14="http://schemas.microsoft.com/office/word/2010/wordml" xmlns:w15="http://schemas.microsoft.com/office/word/2012/wordml" xmlns:w16cei="http://schemas.microsoft.com/office/word/2026/wordml/cei" xmlns:w16cex="http://schemas.microsoft.com/office/word/2018/wordml/cex" xmlns:w16cid="http://schemas.microsoft.com/office/word/2016/wordml/cid" xmlns:w16="http://schemas.microsoft.com/office/word/2018/wordml" xmlns:w16du="http://schemas.microsoft.com/office/word/2023/wordml/word16du" xmlns:w16sdtdh="http://schemas.microsoft.com/office/word/2020/wordml/sdtdatahash" xmlns:w16sdtfl="http://schemas.microsoft.com/office/word/2024/wordml/sdtformatlock" xmlns:w16se="http://schemas.microsoft.com/office/word/2015/wordml/symex" xmlns:wpg="http://schemas.microsoft.com/office/word/2010/wordprocessingGroup" xmlns:wpi="http://schemas.microsoft.com/office/word/2010/wordprocessingInk" xmlns:wne="http://schemas.microsoft.com/office/word/2006/wordml" xmlns:wps="http://schemas.microsoft.com/office/word/2010/wordprocessingShape" mc:Ignorable="w14 w15 w16se w16cid w16 w16cex w16sdtdh w16sdtfl w16du wp14">
+<w:footnotes xmlns:wpc="http://schemas.microsoft.com/office/word/2010/wordprocessingCanvas" xmlns:cx="http://schemas.microsoft.com/office/drawing/2014/chartex" xmlns:cx1="http://schemas.microsoft.com/office/drawing/2015/9/8/chartex" xmlns:cx2="http://schemas.microsoft.com/office/drawing/2015/10/21/chartex" xmlns:cx3="http://schemas.microsoft.com/office/drawing/2016/5/9/chartex" xmlns:cx4="http://schemas.microsoft.com/office/drawing/2016/5/10/chartex" xmlns:cx5="http://schemas.microsoft.com/office/drawing/2016/5/11/chartex" xmlns:cx6="http://schemas.microsoft.com/office/drawing/2016/5/12/chartex" xmlns:cx7="http://schemas.microsoft.com/office/drawing/2016/5/13/chartex" xmlns:cx8="http://schemas.microsoft.com/office/drawing/2016/5/14/chartex" xmlns:mc="http://schemas.openxmlformats.org/markup-compatibility/2006" xmlns:aink="http://schemas.microsoft.com/office/drawing/2016/ink" xmlns:am3d="http://schemas.microsoft.com/office/drawing/2017/model3d" xmlns:o="urn:schemas-microsoft-com:office:office" xmlns:oel="http://schemas.microsoft.com/office/2019/extlst" xmlns:r="http://schemas.openxmlformats.org/officeDocument/2006/relationships" xmlns:m="http://schemas.openxmlformats.org/officeDocument/2006/math" xmlns:v="urn:schemas-microsoft-com:vml" xmlns:wp14="http://schemas.microsoft.com/office/word/2010/wordprocessingDrawing" xmlns:wp="http://schemas.openxmlformats.org/drawingml/2006/wordprocessingDrawing" xmlns:w10="urn:schemas-microsoft-com:office:word" xmlns:w="http://schemas.openxmlformats.org/wordprocessingml/2006/main" xmlns:w14="http://schemas.microsoft.com/office/word/2010/wordml" xmlns:w15="http://schemas.microsoft.com/office/word/2012/wordml" xmlns:w16cex="http://schemas.microsoft.com/office/word/2018/wordml/cex" xmlns:w16cid="http://schemas.microsoft.com/office/word/2016/wordml/cid" xmlns:w16="http://schemas.microsoft.com/office/word/2018/wordml" xmlns:w16du="http://schemas.microsoft.com/office/word/2023/wordml/word16du" xmlns:w16sdtdh="http://schemas.microsoft.com/office/word/2020/wordml/sdtdatahash" xmlns:w16sdtfl="http://schemas.microsoft.com/office/word/2024/wordml/sdtformatlock" xmlns:w16se="http://schemas.microsoft.com/office/word/2015/wordml/symex" xmlns:wpg="http://schemas.microsoft.com/office/word/2010/wordprocessingGroup" xmlns:wpi="http://schemas.microsoft.com/office/word/2010/wordprocessingInk" xmlns:wne="http://schemas.microsoft.com/office/word/2006/wordml" xmlns:wps="http://schemas.microsoft.com/office/word/2010/wordprocessingShape" mc:Ignorable="w14 w15 w16se w16cid w16 w16cex w16sdtdh w16sdtfl w16du wp14">
   <w:footnote w:type="separator" w:id="-1">
     <w:p>
       <w:pPr>
@@ -26792,7 +26756,7 @@
 </file>
 
 <file path=word/header1.xml><?xml version="1.0" encoding="utf-8"?>
-<w:hdr xmlns:wpc="http://schemas.microsoft.com/office/word/2010/wordprocessingCanvas" xmlns:cx="http://schemas.microsoft.com/office/drawing/2014/chartex" xmlns:cx1="http://schemas.microsoft.com/office/drawing/2015/9/8/chartex" xmlns:cx2="http://schemas.microsoft.com/office/drawing/2015/10/21/chartex" xmlns:cx3="http://schemas.microsoft.com/office/drawing/2016/5/9/chartex" xmlns:cx4="http://schemas.microsoft.com/office/drawing/2016/5/10/chartex" xmlns:cx5="http://schemas.microsoft.com/office/drawing/2016/5/11/chartex" xmlns:cx6="http://schemas.microsoft.com/office/drawing/2016/5/12/chartex" xmlns:cx7="http://schemas.microsoft.com/office/drawing/2016/5/13/chartex" xmlns:cx8="http://schemas.microsoft.com/office/drawing/2016/5/14/chartex" xmlns:mc="http://schemas.openxmlformats.org/markup-compatibility/2006" xmlns:aink="http://schemas.microsoft.com/office/drawing/2016/ink" xmlns:am3d="http://schemas.microsoft.com/office/drawing/2017/model3d" xmlns:o="urn:schemas-microsoft-com:office:office" xmlns:oel="http://schemas.microsoft.com/office/2019/extlst" xmlns:r="http://schemas.openxmlformats.org/officeDocument/2006/relationships" xmlns:m="http://schemas.openxmlformats.org/officeDocument/2006/math" xmlns:v="urn:schemas-microsoft-com:vml" xmlns:wp14="http://schemas.microsoft.com/office/word/2010/wordprocessingDrawing" xmlns:wp="http://schemas.openxmlformats.org/drawingml/2006/wordprocessingDrawing" xmlns:w10="urn:schemas-microsoft-com:office:word" xmlns:w="http://schemas.openxmlformats.org/wordprocessingml/2006/main" xmlns:w14="http://schemas.microsoft.com/office/word/2010/wordml" xmlns:w15="http://schemas.microsoft.com/office/word/2012/wordml" xmlns:w16cei="http://schemas.microsoft.com/office/word/2026/wordml/cei" xmlns:w16cex="http://schemas.microsoft.com/office/word/2018/wordml/cex" xmlns:w16cid="http://schemas.microsoft.com/office/word/2016/wordml/cid" xmlns:w16="http://schemas.microsoft.com/office/word/2018/wordml" xmlns:w16du="http://schemas.microsoft.com/office/word/2023/wordml/word16du" xmlns:w16sdtdh="http://schemas.microsoft.com/office/word/2020/wordml/sdtdatahash" xmlns:w16sdtfl="http://schemas.microsoft.com/office/word/2024/wordml/sdtformatlock" xmlns:w16se="http://schemas.microsoft.com/office/word/2015/wordml/symex" xmlns:wpg="http://schemas.microsoft.com/office/word/2010/wordprocessingGroup" xmlns:wpi="http://schemas.microsoft.com/office/word/2010/wordprocessingInk" xmlns:wne="http://schemas.microsoft.com/office/word/2006/wordml" xmlns:wps="http://schemas.microsoft.com/office/word/2010/wordprocessingShape" mc:Ignorable="w14 w15 w16se w16cid w16 w16cex w16sdtdh w16sdtfl w16du wp14">
+<w:hdr xmlns:wpc="http://schemas.microsoft.com/office/word/2010/wordprocessingCanvas" xmlns:cx="http://schemas.microsoft.com/office/drawing/2014/chartex" xmlns:cx1="http://schemas.microsoft.com/office/drawing/2015/9/8/chartex" xmlns:cx2="http://schemas.microsoft.com/office/drawing/2015/10/21/chartex" xmlns:cx3="http://schemas.microsoft.com/office/drawing/2016/5/9/chartex" xmlns:cx4="http://schemas.microsoft.com/office/drawing/2016/5/10/chartex" xmlns:cx5="http://schemas.microsoft.com/office/drawing/2016/5/11/chartex" xmlns:cx6="http://schemas.microsoft.com/office/drawing/2016/5/12/chartex" xmlns:cx7="http://schemas.microsoft.com/office/drawing/2016/5/13/chartex" xmlns:cx8="http://schemas.microsoft.com/office/drawing/2016/5/14/chartex" xmlns:mc="http://schemas.openxmlformats.org/markup-compatibility/2006" xmlns:aink="http://schemas.microsoft.com/office/drawing/2016/ink" xmlns:am3d="http://schemas.microsoft.com/office/drawing/2017/model3d" xmlns:o="urn:schemas-microsoft-com:office:office" xmlns:oel="http://schemas.microsoft.com/office/2019/extlst" xmlns:r="http://schemas.openxmlformats.org/officeDocument/2006/relationships" xmlns:m="http://schemas.openxmlformats.org/officeDocument/2006/math" xmlns:v="urn:schemas-microsoft-com:vml" xmlns:wp14="http://schemas.microsoft.com/office/word/2010/wordprocessingDrawing" xmlns:wp="http://schemas.openxmlformats.org/drawingml/2006/wordprocessingDrawing" xmlns:w10="urn:schemas-microsoft-com:office:word" xmlns:w="http://schemas.openxmlformats.org/wordprocessingml/2006/main" xmlns:w14="http://schemas.microsoft.com/office/word/2010/wordml" xmlns:w15="http://schemas.microsoft.com/office/word/2012/wordml" xmlns:w16cex="http://schemas.microsoft.com/office/word/2018/wordml/cex" xmlns:w16cid="http://schemas.microsoft.com/office/word/2016/wordml/cid" xmlns:w16="http://schemas.microsoft.com/office/word/2018/wordml" xmlns:w16du="http://schemas.microsoft.com/office/word/2023/wordml/word16du" xmlns:w16sdtdh="http://schemas.microsoft.com/office/word/2020/wordml/sdtdatahash" xmlns:w16sdtfl="http://schemas.microsoft.com/office/word/2024/wordml/sdtformatlock" xmlns:w16se="http://schemas.microsoft.com/office/word/2015/wordml/symex" xmlns:wpg="http://schemas.microsoft.com/office/word/2010/wordprocessingGroup" xmlns:wpi="http://schemas.microsoft.com/office/word/2010/wordprocessingInk" xmlns:wne="http://schemas.microsoft.com/office/word/2006/wordml" xmlns:wps="http://schemas.microsoft.com/office/word/2010/wordprocessingShape" mc:Ignorable="w14 w15 w16se w16cid w16 w16cex w16sdtdh w16sdtfl w16du wp14">
   <w:p>
     <w:pPr>
       <w:pBdr>
@@ -26820,10 +26784,10 @@
         <w:noProof/>
       </w:rPr>
       <w:drawing>
-        <wp:inline distT="0" distB="0" distL="0" distR="0" wp14:anchorId="0AD256A6" wp14:editId="4252E44A">
+        <wp:inline distT="0" distB="0" distL="0" distR="0" wp14:anchorId="67288DFB" wp14:editId="19DBBAD1">
           <wp:extent cx="904875" cy="352425"/>
           <wp:effectExtent l="0" t="0" r="0" b="0"/>
-          <wp:docPr id="1497661346" name="Immagine 1497661346"/>
+          <wp:docPr id="1228195636" name="Immagine 1228195636"/>
           <wp:cNvGraphicFramePr>
             <a:graphicFrameLocks xmlns:a="http://schemas.openxmlformats.org/drawingml/2006/main" noChangeAspect="1"/>
           </wp:cNvGraphicFramePr>
@@ -26863,18 +26827,18 @@
 </file>
 
 <file path=word/header2.xml><?xml version="1.0" encoding="utf-8"?>
-<w:hdr xmlns:wpc="http://schemas.microsoft.com/office/word/2010/wordprocessingCanvas" xmlns:cx="http://schemas.microsoft.com/office/drawing/2014/chartex" xmlns:cx1="http://schemas.microsoft.com/office/drawing/2015/9/8/chartex" xmlns:cx2="http://schemas.microsoft.com/office/drawing/2015/10/21/chartex" xmlns:cx3="http://schemas.microsoft.com/office/drawing/2016/5/9/chartex" xmlns:cx4="http://schemas.microsoft.com/office/drawing/2016/5/10/chartex" xmlns:cx5="http://schemas.microsoft.com/office/drawing/2016/5/11/chartex" xmlns:cx6="http://schemas.microsoft.com/office/drawing/2016/5/12/chartex" xmlns:cx7="http://schemas.microsoft.com/office/drawing/2016/5/13/chartex" xmlns:cx8="http://schemas.microsoft.com/office/drawing/2016/5/14/chartex" xmlns:mc="http://schemas.openxmlformats.org/markup-compatibility/2006" xmlns:aink="http://schemas.microsoft.com/office/drawing/2016/ink" xmlns:am3d="http://schemas.microsoft.com/office/drawing/2017/model3d" xmlns:o="urn:schemas-microsoft-com:office:office" xmlns:oel="http://schemas.microsoft.com/office/2019/extlst" xmlns:r="http://schemas.openxmlformats.org/officeDocument/2006/relationships" xmlns:m="http://schemas.openxmlformats.org/officeDocument/2006/math" xmlns:v="urn:schemas-microsoft-com:vml" xmlns:wp14="http://schemas.microsoft.com/office/word/2010/wordprocessingDrawing" xmlns:wp="http://schemas.openxmlformats.org/drawingml/2006/wordprocessingDrawing" xmlns:w10="urn:schemas-microsoft-com:office:word" xmlns:w="http://schemas.openxmlformats.org/wordprocessingml/2006/main" xmlns:w14="http://schemas.microsoft.com/office/word/2010/wordml" xmlns:w15="http://schemas.microsoft.com/office/word/2012/wordml" xmlns:w16cei="http://schemas.microsoft.com/office/word/2026/wordml/cei" xmlns:w16cex="http://schemas.microsoft.com/office/word/2018/wordml/cex" xmlns:w16cid="http://schemas.microsoft.com/office/word/2016/wordml/cid" xmlns:w16="http://schemas.microsoft.com/office/word/2018/wordml" xmlns:w16du="http://schemas.microsoft.com/office/word/2023/wordml/word16du" xmlns:w16sdtdh="http://schemas.microsoft.com/office/word/2020/wordml/sdtdatahash" xmlns:w16sdtfl="http://schemas.microsoft.com/office/word/2024/wordml/sdtformatlock" xmlns:w16se="http://schemas.microsoft.com/office/word/2015/wordml/symex" xmlns:wpg="http://schemas.microsoft.com/office/word/2010/wordprocessingGroup" xmlns:wpi="http://schemas.microsoft.com/office/word/2010/wordprocessingInk" xmlns:wne="http://schemas.microsoft.com/office/word/2006/wordml" xmlns:wps="http://schemas.microsoft.com/office/word/2010/wordprocessingShape" mc:Ignorable="w14 w15 w16se w16cid w16 w16cex w16sdtdh w16sdtfl w16du wp14">
+<w:hdr xmlns:wpc="http://schemas.microsoft.com/office/word/2010/wordprocessingCanvas" xmlns:cx="http://schemas.microsoft.com/office/drawing/2014/chartex" xmlns:cx1="http://schemas.microsoft.com/office/drawing/2015/9/8/chartex" xmlns:cx2="http://schemas.microsoft.com/office/drawing/2015/10/21/chartex" xmlns:cx3="http://schemas.microsoft.com/office/drawing/2016/5/9/chartex" xmlns:cx4="http://schemas.microsoft.com/office/drawing/2016/5/10/chartex" xmlns:cx5="http://schemas.microsoft.com/office/drawing/2016/5/11/chartex" xmlns:cx6="http://schemas.microsoft.com/office/drawing/2016/5/12/chartex" xmlns:cx7="http://schemas.microsoft.com/office/drawing/2016/5/13/chartex" xmlns:cx8="http://schemas.microsoft.com/office/drawing/2016/5/14/chartex" xmlns:mc="http://schemas.openxmlformats.org/markup-compatibility/2006" xmlns:aink="http://schemas.microsoft.com/office/drawing/2016/ink" xmlns:am3d="http://schemas.microsoft.com/office/drawing/2017/model3d" xmlns:o="urn:schemas-microsoft-com:office:office" xmlns:oel="http://schemas.microsoft.com/office/2019/extlst" xmlns:r="http://schemas.openxmlformats.org/officeDocument/2006/relationships" xmlns:m="http://schemas.openxmlformats.org/officeDocument/2006/math" xmlns:v="urn:schemas-microsoft-com:vml" xmlns:wp14="http://schemas.microsoft.com/office/word/2010/wordprocessingDrawing" xmlns:wp="http://schemas.openxmlformats.org/drawingml/2006/wordprocessingDrawing" xmlns:w10="urn:schemas-microsoft-com:office:word" xmlns:w="http://schemas.openxmlformats.org/wordprocessingml/2006/main" xmlns:w14="http://schemas.microsoft.com/office/word/2010/wordml" xmlns:w15="http://schemas.microsoft.com/office/word/2012/wordml" xmlns:w16cex="http://schemas.microsoft.com/office/word/2018/wordml/cex" xmlns:w16cid="http://schemas.microsoft.com/office/word/2016/wordml/cid" xmlns:w16="http://schemas.microsoft.com/office/word/2018/wordml" xmlns:w16du="http://schemas.microsoft.com/office/word/2023/wordml/word16du" xmlns:w16sdtdh="http://schemas.microsoft.com/office/word/2020/wordml/sdtdatahash" xmlns:w16sdtfl="http://schemas.microsoft.com/office/word/2024/wordml/sdtformatlock" xmlns:w16se="http://schemas.microsoft.com/office/word/2015/wordml/symex" xmlns:wpg="http://schemas.microsoft.com/office/word/2010/wordprocessingGroup" xmlns:wpi="http://schemas.microsoft.com/office/word/2010/wordprocessingInk" xmlns:wne="http://schemas.microsoft.com/office/word/2006/wordml" xmlns:wps="http://schemas.microsoft.com/office/word/2010/wordprocessingShape" mc:Ignorable="w14 w15 w16se w16cid w16 w16cex w16sdtdh w16sdtfl w16du wp14">
   <w:p/>
 </w:hdr>
 </file>
 
 <file path=word/numbering.xml><?xml version="1.0" encoding="utf-8"?>
-<w:numbering xmlns:wpc="http://schemas.microsoft.com/office/word/2010/wordprocessingCanvas" xmlns:cx="http://schemas.microsoft.com/office/drawing/2014/chartex" xmlns:cx1="http://schemas.microsoft.com/office/drawing/2015/9/8/chartex" xmlns:cx2="http://schemas.microsoft.com/office/drawing/2015/10/21/chartex" xmlns:cx3="http://schemas.microsoft.com/office/drawing/2016/5/9/chartex" xmlns:cx4="http://schemas.microsoft.com/office/drawing/2016/5/10/chartex" xmlns:cx5="http://schemas.microsoft.com/office/drawing/2016/5/11/chartex" xmlns:cx6="http://schemas.microsoft.com/office/drawing/2016/5/12/chartex" xmlns:cx7="http://schemas.microsoft.com/office/drawing/2016/5/13/chartex" xmlns:cx8="http://schemas.microsoft.com/office/drawing/2016/5/14/chartex" xmlns:mc="http://schemas.openxmlformats.org/markup-compatibility/2006" xmlns:aink="http://schemas.microsoft.com/office/drawing/2016/ink" xmlns:am3d="http://schemas.microsoft.com/office/drawing/2017/model3d" xmlns:o="urn:schemas-microsoft-com:office:office" xmlns:oel="http://schemas.microsoft.com/office/2019/extlst" xmlns:r="http://schemas.openxmlformats.org/officeDocument/2006/relationships" xmlns:m="http://schemas.openxmlformats.org/officeDocument/2006/math" xmlns:v="urn:schemas-microsoft-com:vml" xmlns:wp14="http://schemas.microsoft.com/office/word/2010/wordprocessingDrawing" xmlns:wp="http://schemas.openxmlformats.org/drawingml/2006/wordprocessingDrawing" xmlns:w10="urn:schemas-microsoft-com:office:word" xmlns:w="http://schemas.openxmlformats.org/wordprocessingml/2006/main" xmlns:w14="http://schemas.microsoft.com/office/word/2010/wordml" xmlns:w15="http://schemas.microsoft.com/office/word/2012/wordml" xmlns:w16cei="http://schemas.microsoft.com/office/word/2026/wordml/cei" xmlns:w16cex="http://schemas.microsoft.com/office/word/2018/wordml/cex" xmlns:w16cid="http://schemas.microsoft.com/office/word/2016/wordml/cid" xmlns:w16="http://schemas.microsoft.com/office/word/2018/wordml" xmlns:w16du="http://schemas.microsoft.com/office/word/2023/wordml/word16du" xmlns:w16sdtdh="http://schemas.microsoft.com/office/word/2020/wordml/sdtdatahash" xmlns:w16sdtfl="http://schemas.microsoft.com/office/word/2024/wordml/sdtformatlock" xmlns:w16se="http://schemas.microsoft.com/office/word/2015/wordml/symex" xmlns:wpg="http://schemas.microsoft.com/office/word/2010/wordprocessingGroup" xmlns:wpi="http://schemas.microsoft.com/office/word/2010/wordprocessingInk" xmlns:wne="http://schemas.microsoft.com/office/word/2006/wordml" xmlns:wps="http://schemas.microsoft.com/office/word/2010/wordprocessingShape" mc:Ignorable="w14 w15 w16se w16cid w16 w16cex w16sdtdh w16sdtfl w16du wp14">
+<w:numbering xmlns:wpc="http://schemas.microsoft.com/office/word/2010/wordprocessingCanvas" xmlns:cx="http://schemas.microsoft.com/office/drawing/2014/chartex" xmlns:cx1="http://schemas.microsoft.com/office/drawing/2015/9/8/chartex" xmlns:cx2="http://schemas.microsoft.com/office/drawing/2015/10/21/chartex" xmlns:cx3="http://schemas.microsoft.com/office/drawing/2016/5/9/chartex" xmlns:cx4="http://schemas.microsoft.com/office/drawing/2016/5/10/chartex" xmlns:cx5="http://schemas.microsoft.com/office/drawing/2016/5/11/chartex" xmlns:cx6="http://schemas.microsoft.com/office/drawing/2016/5/12/chartex" xmlns:cx7="http://schemas.microsoft.com/office/drawing/2016/5/13/chartex" xmlns:cx8="http://schemas.microsoft.com/office/drawing/2016/5/14/chartex" xmlns:mc="http://schemas.openxmlformats.org/markup-compatibility/2006" xmlns:aink="http://schemas.microsoft.com/office/drawing/2016/ink" xmlns:am3d="http://schemas.microsoft.com/office/drawing/2017/model3d" xmlns:o="urn:schemas-microsoft-com:office:office" xmlns:oel="http://schemas.microsoft.com/office/2019/extlst" xmlns:r="http://schemas.openxmlformats.org/officeDocument/2006/relationships" xmlns:m="http://schemas.openxmlformats.org/officeDocument/2006/math" xmlns:v="urn:schemas-microsoft-com:vml" xmlns:wp14="http://schemas.microsoft.com/office/word/2010/wordprocessingDrawing" xmlns:wp="http://schemas.openxmlformats.org/drawingml/2006/wordprocessingDrawing" xmlns:w10="urn:schemas-microsoft-com:office:word" xmlns:w="http://schemas.openxmlformats.org/wordprocessingml/2006/main" xmlns:w14="http://schemas.microsoft.com/office/word/2010/wordml" xmlns:w15="http://schemas.microsoft.com/office/word/2012/wordml" xmlns:w16cex="http://schemas.microsoft.com/office/word/2018/wordml/cex" xmlns:w16cid="http://schemas.microsoft.com/office/word/2016/wordml/cid" xmlns:w16="http://schemas.microsoft.com/office/word/2018/wordml" xmlns:w16du="http://schemas.microsoft.com/office/word/2023/wordml/word16du" xmlns:w16sdtdh="http://schemas.microsoft.com/office/word/2020/wordml/sdtdatahash" xmlns:w16sdtfl="http://schemas.microsoft.com/office/word/2024/wordml/sdtformatlock" xmlns:w16se="http://schemas.microsoft.com/office/word/2015/wordml/symex" xmlns:wpg="http://schemas.microsoft.com/office/word/2010/wordprocessingGroup" xmlns:wpi="http://schemas.microsoft.com/office/word/2010/wordprocessingInk" xmlns:wne="http://schemas.microsoft.com/office/word/2006/wordml" xmlns:wps="http://schemas.microsoft.com/office/word/2010/wordprocessingShape" mc:Ignorable="w14 w15 w16se w16cid w16 w16cex w16sdtdh w16sdtfl w16du wp14">
   <w:abstractNum w:abstractNumId="0" w15:restartNumberingAfterBreak="0">
-    <w:nsid w:val="02E371B9"/>
+    <w:nsid w:val="1FDD1172"/>
     <w:multiLevelType w:val="hybridMultilevel"/>
-    <w:tmpl w:val="B5563AC2"/>
-    <w:lvl w:ilvl="0" w:tplc="A66C1E9E">
+    <w:tmpl w:val="CAE06F02"/>
+    <w:lvl w:ilvl="0" w:tplc="11E2901A">
       <w:start w:val="1"/>
       <w:numFmt w:val="bullet"/>
       <w:lvlText w:val="●"/>
@@ -26883,7 +26847,7 @@
         <w:ind w:left="720" w:hanging="360"/>
       </w:pPr>
     </w:lvl>
-    <w:lvl w:ilvl="1" w:tplc="0BA0562A">
+    <w:lvl w:ilvl="1" w:tplc="D40684D8">
       <w:start w:val="1"/>
       <w:numFmt w:val="bullet"/>
       <w:lvlText w:val="○"/>
@@ -26892,7 +26856,7 @@
         <w:ind w:left="1440" w:hanging="360"/>
       </w:pPr>
     </w:lvl>
-    <w:lvl w:ilvl="2" w:tplc="2222D120">
+    <w:lvl w:ilvl="2" w:tplc="B7C469A2">
       <w:start w:val="1"/>
       <w:numFmt w:val="bullet"/>
       <w:lvlText w:val="■"/>
@@ -26901,7 +26865,7 @@
         <w:ind w:left="2160" w:hanging="360"/>
       </w:pPr>
     </w:lvl>
-    <w:lvl w:ilvl="3" w:tplc="405C657C">
+    <w:lvl w:ilvl="3" w:tplc="D12E4C78">
       <w:start w:val="1"/>
       <w:numFmt w:val="bullet"/>
       <w:lvlText w:val="●"/>
@@ -26910,7 +26874,7 @@
         <w:ind w:left="2880" w:hanging="360"/>
       </w:pPr>
     </w:lvl>
-    <w:lvl w:ilvl="4" w:tplc="B286307E">
+    <w:lvl w:ilvl="4" w:tplc="14CAC684">
       <w:start w:val="1"/>
       <w:numFmt w:val="bullet"/>
       <w:lvlText w:val="○"/>
@@ -26919,7 +26883,7 @@
         <w:ind w:left="3600" w:hanging="360"/>
       </w:pPr>
     </w:lvl>
-    <w:lvl w:ilvl="5" w:tplc="D2127892">
+    <w:lvl w:ilvl="5" w:tplc="4410A53C">
       <w:start w:val="1"/>
       <w:numFmt w:val="bullet"/>
       <w:lvlText w:val="■"/>
@@ -26928,7 +26892,7 @@
         <w:ind w:left="4320" w:hanging="360"/>
       </w:pPr>
     </w:lvl>
-    <w:lvl w:ilvl="6" w:tplc="E004AC8A">
+    <w:lvl w:ilvl="6" w:tplc="8CF06D36">
       <w:start w:val="1"/>
       <w:numFmt w:val="bullet"/>
       <w:lvlText w:val="●"/>
@@ -26937,7 +26901,7 @@
         <w:ind w:left="5040" w:hanging="360"/>
       </w:pPr>
     </w:lvl>
-    <w:lvl w:ilvl="7" w:tplc="B4943A60">
+    <w:lvl w:ilvl="7" w:tplc="3626BD34">
       <w:start w:val="1"/>
       <w:numFmt w:val="bullet"/>
       <w:lvlText w:val="●"/>
@@ -26946,7 +26910,7 @@
         <w:ind w:left="5760" w:hanging="360"/>
       </w:pPr>
     </w:lvl>
-    <w:lvl w:ilvl="8" w:tplc="F3326A7E">
+    <w:lvl w:ilvl="8" w:tplc="2A74EDA8">
       <w:start w:val="1"/>
       <w:numFmt w:val="bullet"/>
       <w:lvlText w:val="●"/>
@@ -26957,10 +26921,80 @@
     </w:lvl>
   </w:abstractNum>
   <w:abstractNum w:abstractNumId="1" w15:restartNumberingAfterBreak="0">
-    <w:nsid w:val="10B93A10"/>
+    <w:nsid w:val="44CC09E2"/>
     <w:multiLevelType w:val="hybridMultilevel"/>
-    <w:tmpl w:val="4F6AF55A"/>
-    <w:lvl w:ilvl="0" w:tplc="14AC6BFA">
+    <w:tmpl w:val="A170F0E0"/>
+    <w:lvl w:ilvl="0" w:tplc="5364AA3C">
+      <w:start w:val="1"/>
+      <w:numFmt w:val="decimal"/>
+      <w:lvlText w:val="%1."/>
+      <w:lvlJc w:val="left"/>
+      <w:pPr>
+        <w:ind w:left="400" w:hanging="260"/>
+      </w:pPr>
+      <w:rPr>
+        <w:rFonts w:ascii="Arial" w:eastAsia="Arial" w:hAnsi="Arial" w:cs="Arial"/>
+        <w:b/>
+        <w:bCs/>
+        <w:color w:val="DC3230"/>
+      </w:rPr>
+    </w:lvl>
+    <w:lvl w:ilvl="1" w:tplc="49304DF0">
+      <w:start w:val="1"/>
+      <w:numFmt w:val="lowerLetter"/>
+      <w:lvlText w:val="%2."/>
+      <w:lvlJc w:val="left"/>
+      <w:pPr>
+        <w:ind w:left="760" w:hanging="260"/>
+      </w:pPr>
+      <w:rPr>
+        <w:rFonts w:ascii="Arial" w:eastAsia="Arial" w:hAnsi="Arial" w:cs="Arial"/>
+        <w:b/>
+        <w:bCs/>
+        <w:color w:val="0A5D65"/>
+      </w:rPr>
+    </w:lvl>
+    <w:lvl w:ilvl="2" w:tplc="5CD0FFBA">
+      <w:numFmt w:val="decimal"/>
+      <w:lvlText w:val=""/>
+      <w:lvlJc w:val="left"/>
+    </w:lvl>
+    <w:lvl w:ilvl="3" w:tplc="36827DAC">
+      <w:numFmt w:val="decimal"/>
+      <w:lvlText w:val=""/>
+      <w:lvlJc w:val="left"/>
+    </w:lvl>
+    <w:lvl w:ilvl="4" w:tplc="92CAF7EA">
+      <w:numFmt w:val="decimal"/>
+      <w:lvlText w:val=""/>
+      <w:lvlJc w:val="left"/>
+    </w:lvl>
+    <w:lvl w:ilvl="5" w:tplc="79620314">
+      <w:numFmt w:val="decimal"/>
+      <w:lvlText w:val=""/>
+      <w:lvlJc w:val="left"/>
+    </w:lvl>
+    <w:lvl w:ilvl="6" w:tplc="8A6E35B6">
+      <w:numFmt w:val="decimal"/>
+      <w:lvlText w:val=""/>
+      <w:lvlJc w:val="left"/>
+    </w:lvl>
+    <w:lvl w:ilvl="7" w:tplc="F58CC5A2">
+      <w:numFmt w:val="decimal"/>
+      <w:lvlText w:val=""/>
+      <w:lvlJc w:val="left"/>
+    </w:lvl>
+    <w:lvl w:ilvl="8" w:tplc="63761968">
+      <w:numFmt w:val="decimal"/>
+      <w:lvlText w:val=""/>
+      <w:lvlJc w:val="left"/>
+    </w:lvl>
+  </w:abstractNum>
+  <w:abstractNum w:abstractNumId="2" w15:restartNumberingAfterBreak="0">
+    <w:nsid w:val="52943588"/>
+    <w:multiLevelType w:val="hybridMultilevel"/>
+    <w:tmpl w:val="C778DA4E"/>
+    <w:lvl w:ilvl="0" w:tplc="804C8526">
       <w:start w:val="1"/>
       <w:numFmt w:val="bullet"/>
       <w:lvlText w:val="●"/>
@@ -26975,7 +27009,7 @@
         <w:szCs w:val="14"/>
       </w:rPr>
     </w:lvl>
-    <w:lvl w:ilvl="1" w:tplc="B5BC82D8">
+    <w:lvl w:ilvl="1" w:tplc="A75CE354">
       <w:start w:val="1"/>
       <w:numFmt w:val="bullet"/>
       <w:lvlText w:val="–"/>
@@ -26988,120 +27022,50 @@
         <w:color w:val="0A5D65"/>
       </w:rPr>
     </w:lvl>
-    <w:lvl w:ilvl="2" w:tplc="335CA232">
+    <w:lvl w:ilvl="2" w:tplc="AA46B616">
       <w:numFmt w:val="decimal"/>
       <w:lvlText w:val=""/>
       <w:lvlJc w:val="left"/>
     </w:lvl>
-    <w:lvl w:ilvl="3" w:tplc="DECA9A62">
+    <w:lvl w:ilvl="3" w:tplc="0FE29674">
       <w:numFmt w:val="decimal"/>
       <w:lvlText w:val=""/>
       <w:lvlJc w:val="left"/>
     </w:lvl>
-    <w:lvl w:ilvl="4" w:tplc="1F648688">
+    <w:lvl w:ilvl="4" w:tplc="4666445A">
       <w:numFmt w:val="decimal"/>
       <w:lvlText w:val=""/>
       <w:lvlJc w:val="left"/>
     </w:lvl>
-    <w:lvl w:ilvl="5" w:tplc="91D8803C">
+    <w:lvl w:ilvl="5" w:tplc="B2D41D76">
       <w:numFmt w:val="decimal"/>
       <w:lvlText w:val=""/>
       <w:lvlJc w:val="left"/>
     </w:lvl>
-    <w:lvl w:ilvl="6" w:tplc="EDA8C750">
+    <w:lvl w:ilvl="6" w:tplc="9F621D42">
       <w:numFmt w:val="decimal"/>
       <w:lvlText w:val=""/>
       <w:lvlJc w:val="left"/>
     </w:lvl>
-    <w:lvl w:ilvl="7" w:tplc="FBD6CFB4">
+    <w:lvl w:ilvl="7" w:tplc="EB9A3786">
       <w:numFmt w:val="decimal"/>
       <w:lvlText w:val=""/>
       <w:lvlJc w:val="left"/>
     </w:lvl>
-    <w:lvl w:ilvl="8" w:tplc="E8FCA0F0">
+    <w:lvl w:ilvl="8" w:tplc="7534E73A">
       <w:numFmt w:val="decimal"/>
       <w:lvlText w:val=""/>
       <w:lvlJc w:val="left"/>
     </w:lvl>
   </w:abstractNum>
-  <w:abstractNum w:abstractNumId="2" w15:restartNumberingAfterBreak="0">
-    <w:nsid w:val="2FA33C5F"/>
-    <w:multiLevelType w:val="hybridMultilevel"/>
-    <w:tmpl w:val="7A3E3E3A"/>
-    <w:lvl w:ilvl="0" w:tplc="8A50BAB6">
-      <w:start w:val="1"/>
-      <w:numFmt w:val="decimal"/>
-      <w:lvlText w:val="%1."/>
-      <w:lvlJc w:val="left"/>
-      <w:pPr>
-        <w:ind w:left="400" w:hanging="260"/>
-      </w:pPr>
-      <w:rPr>
-        <w:rFonts w:ascii="Arial" w:eastAsia="Arial" w:hAnsi="Arial" w:cs="Arial"/>
-        <w:b/>
-        <w:bCs/>
-        <w:color w:val="DC3230"/>
-      </w:rPr>
-    </w:lvl>
-    <w:lvl w:ilvl="1" w:tplc="8098BAE6">
-      <w:start w:val="1"/>
-      <w:numFmt w:val="lowerLetter"/>
-      <w:lvlText w:val="%2."/>
-      <w:lvlJc w:val="left"/>
-      <w:pPr>
-        <w:ind w:left="760" w:hanging="260"/>
-      </w:pPr>
-      <w:rPr>
-        <w:rFonts w:ascii="Arial" w:eastAsia="Arial" w:hAnsi="Arial" w:cs="Arial"/>
-        <w:b/>
-        <w:bCs/>
-        <w:color w:val="0A5D65"/>
-      </w:rPr>
-    </w:lvl>
-    <w:lvl w:ilvl="2" w:tplc="B51CA9D0">
-      <w:numFmt w:val="decimal"/>
-      <w:lvlText w:val=""/>
-      <w:lvlJc w:val="left"/>
-    </w:lvl>
-    <w:lvl w:ilvl="3" w:tplc="FEDE244A">
-      <w:numFmt w:val="decimal"/>
-      <w:lvlText w:val=""/>
-      <w:lvlJc w:val="left"/>
-    </w:lvl>
-    <w:lvl w:ilvl="4" w:tplc="A8F69542">
-      <w:numFmt w:val="decimal"/>
-      <w:lvlText w:val=""/>
-      <w:lvlJc w:val="left"/>
-    </w:lvl>
-    <w:lvl w:ilvl="5" w:tplc="9D22C9D6">
-      <w:numFmt w:val="decimal"/>
-      <w:lvlText w:val=""/>
-      <w:lvlJc w:val="left"/>
-    </w:lvl>
-    <w:lvl w:ilvl="6" w:tplc="8BF00DCC">
-      <w:numFmt w:val="decimal"/>
-      <w:lvlText w:val=""/>
-      <w:lvlJc w:val="left"/>
-    </w:lvl>
-    <w:lvl w:ilvl="7" w:tplc="BD2256C0">
-      <w:numFmt w:val="decimal"/>
-      <w:lvlText w:val=""/>
-      <w:lvlJc w:val="left"/>
-    </w:lvl>
-    <w:lvl w:ilvl="8" w:tplc="A042ACA2">
-      <w:numFmt w:val="decimal"/>
-      <w:lvlText w:val=""/>
-      <w:lvlJc w:val="left"/>
-    </w:lvl>
-  </w:abstractNum>
-  <w:num w:numId="1" w16cid:durableId="370687221">
+  <w:num w:numId="1" w16cid:durableId="1762336223">
     <w:abstractNumId w:val="0"/>
     <w:lvlOverride w:ilvl="0">
       <w:startOverride w:val="1"/>
     </w:lvlOverride>
   </w:num>
-  <w:num w:numId="2" w16cid:durableId="589627936">
-    <w:abstractNumId w:val="1"/>
+  <w:num w:numId="2" w16cid:durableId="779494612">
+    <w:abstractNumId w:val="2"/>
     <w:lvlOverride w:ilvl="0">
       <w:startOverride w:val="1"/>
     </w:lvlOverride>
@@ -27744,7 +27708,7 @@
     <w:autoRedefine/>
     <w:uiPriority w:val="39"/>
     <w:unhideWhenUsed/>
-    <w:rsid w:val="00696F4D"/>
+    <w:rsid w:val="005D64B3"/>
     <w:pPr>
       <w:spacing w:after="100"/>
     </w:pPr>
@@ -27756,7 +27720,7 @@
     <w:autoRedefine/>
     <w:uiPriority w:val="39"/>
     <w:unhideWhenUsed/>
-    <w:rsid w:val="00696F4D"/>
+    <w:rsid w:val="005D64B3"/>
     <w:pPr>
       <w:spacing w:after="100"/>
       <w:ind w:left="210"/>

--- a/docs/word/03-Schema-Database.docx
+++ b/docs/word/03-Schema-Database.docx
@@ -11,7 +11,7 @@
           <w:noProof/>
         </w:rPr>
         <w:drawing>
-          <wp:inline distT="0" distB="0" distL="0" distR="0" wp14:anchorId="4BC4DAC7" wp14:editId="5A09D284">
+          <wp:inline distT="0" distB="0" distL="0" distR="0" wp14:anchorId="7AFA3963" wp14:editId="6C789714">
             <wp:extent cx="1981200" cy="771525"/>
             <wp:effectExtent l="0" t="0" r="0" b="0"/>
             <wp:docPr id="1" name="Immagine 1"/>
@@ -343,7 +343,7 @@
                 <w:sz w:val="19"/>
                 <w:szCs w:val="19"/>
               </w:rPr>
-              <w:t>Documento</w:t>
+              <w:t>Indirizzo (produzione)</w:t>
             </w:r>
           </w:p>
         </w:tc>
@@ -374,7 +374,7 @@
                 <w:sz w:val="19"/>
                 <w:szCs w:val="19"/>
               </w:rPr>
-              <w:t>DB — Schema del database</w:t>
+              <w:t>https://guestportal.dompe.com</w:t>
             </w:r>
           </w:p>
         </w:tc>
@@ -413,7 +413,7 @@
                 <w:sz w:val="19"/>
                 <w:szCs w:val="19"/>
               </w:rPr>
-              <w:t>Versione</w:t>
+              <w:t>Documento</w:t>
             </w:r>
           </w:p>
         </w:tc>
@@ -444,7 +444,7 @@
                 <w:sz w:val="19"/>
                 <w:szCs w:val="19"/>
               </w:rPr>
-              <w:t>1.0</w:t>
+              <w:t>DB — Schema del database</w:t>
             </w:r>
           </w:p>
         </w:tc>
@@ -483,7 +483,7 @@
                 <w:sz w:val="19"/>
                 <w:szCs w:val="19"/>
               </w:rPr>
-              <w:t>Data di emissione</w:t>
+              <w:t>Versione</w:t>
             </w:r>
           </w:p>
         </w:tc>
@@ -514,7 +514,7 @@
                 <w:sz w:val="19"/>
                 <w:szCs w:val="19"/>
               </w:rPr>
-              <w:t>22 settembre 2026</w:t>
+              <w:t>1.0</w:t>
             </w:r>
           </w:p>
         </w:tc>
@@ -553,7 +553,7 @@
                 <w:sz w:val="19"/>
                 <w:szCs w:val="19"/>
               </w:rPr>
-              <w:t>Stato</w:t>
+              <w:t>Data di emissione</w:t>
             </w:r>
           </w:p>
         </w:tc>
@@ -584,7 +584,7 @@
                 <w:sz w:val="19"/>
                 <w:szCs w:val="19"/>
               </w:rPr>
-              <w:t>Emesso</w:t>
+              <w:t>25 settembre 2026</w:t>
             </w:r>
           </w:p>
         </w:tc>
@@ -623,7 +623,7 @@
                 <w:sz w:val="19"/>
                 <w:szCs w:val="19"/>
               </w:rPr>
-              <w:t>Destinatari</w:t>
+              <w:t>Stato</w:t>
             </w:r>
           </w:p>
         </w:tc>
@@ -654,7 +654,7 @@
                 <w:sz w:val="19"/>
                 <w:szCs w:val="19"/>
               </w:rPr>
-              <w:t>IT Infrastructure, Security, Sviluppo, Service Desk</w:t>
+              <w:t>Emesso</w:t>
             </w:r>
           </w:p>
         </w:tc>
@@ -693,7 +693,7 @@
                 <w:sz w:val="19"/>
                 <w:szCs w:val="19"/>
               </w:rPr>
-              <w:t>Classificazione</w:t>
+              <w:t>Destinatari</w:t>
             </w:r>
           </w:p>
         </w:tc>
@@ -724,7 +724,7 @@
                 <w:sz w:val="19"/>
                 <w:szCs w:val="19"/>
               </w:rPr>
-              <w:t>Uso interno</w:t>
+              <w:t>IT Infrastructure, Security, Sviluppo, Service Desk</w:t>
             </w:r>
           </w:p>
         </w:tc>
@@ -763,7 +763,7 @@
                 <w:sz w:val="19"/>
                 <w:szCs w:val="19"/>
               </w:rPr>
-              <w:t>Repository di riferimento</w:t>
+              <w:t>Classificazione</w:t>
             </w:r>
           </w:p>
         </w:tc>
@@ -794,7 +794,7 @@
                 <w:sz w:val="19"/>
                 <w:szCs w:val="19"/>
               </w:rPr>
-              <w:t>github.com/ACF-Dompe/Centralino</w:t>
+              <w:t>Uso interno</w:t>
             </w:r>
           </w:p>
         </w:tc>
@@ -833,6 +833,76 @@
                 <w:sz w:val="19"/>
                 <w:szCs w:val="19"/>
               </w:rPr>
+              <w:t>Repository di riferimento</w:t>
+            </w:r>
+          </w:p>
+        </w:tc>
+        <w:tc>
+          <w:tcPr>
+            <w:tcW w:w="6747" w:type="dxa"/>
+            <w:tcBorders>
+              <w:top w:val="single" w:sz="4" w:space="0" w:color="D9D9D9"/>
+              <w:left w:val="single" w:sz="4" w:space="0" w:color="D9D9D9"/>
+              <w:bottom w:val="single" w:sz="4" w:space="0" w:color="D9D9D9"/>
+              <w:right w:val="single" w:sz="4" w:space="0" w:color="D9D9D9"/>
+            </w:tcBorders>
+            <w:shd w:val="clear" w:color="auto" w:fill="FFFFFF"/>
+            <w:tcMar>
+              <w:top w:w="70" w:type="dxa"/>
+              <w:left w:w="110" w:type="dxa"/>
+              <w:bottom w:w="70" w:type="dxa"/>
+              <w:right w:w="110" w:type="dxa"/>
+            </w:tcMar>
+            <w:vAlign w:val="center"/>
+          </w:tcPr>
+          <w:p>
+            <w:pPr>
+              <w:spacing w:after="0" w:line="264" w:lineRule="auto"/>
+            </w:pPr>
+            <w:r>
+              <w:rPr>
+                <w:sz w:val="19"/>
+                <w:szCs w:val="19"/>
+              </w:rPr>
+              <w:t>github.com/ACF-Dompe/Centralino</w:t>
+            </w:r>
+          </w:p>
+        </w:tc>
+      </w:tr>
+      <w:tr>
+        <w:tblPrEx>
+          <w:tblCellMar>
+            <w:top w:w="0" w:type="dxa"/>
+            <w:bottom w:w="0" w:type="dxa"/>
+          </w:tblCellMar>
+        </w:tblPrEx>
+        <w:tc>
+          <w:tcPr>
+            <w:tcW w:w="2891" w:type="dxa"/>
+            <w:tcBorders>
+              <w:top w:val="single" w:sz="4" w:space="0" w:color="D9D9D9"/>
+              <w:left w:val="single" w:sz="4" w:space="0" w:color="D9D9D9"/>
+              <w:bottom w:val="single" w:sz="4" w:space="0" w:color="D9D9D9"/>
+              <w:right w:val="single" w:sz="4" w:space="0" w:color="D9D9D9"/>
+            </w:tcBorders>
+            <w:shd w:val="clear" w:color="auto" w:fill="F0F0F0"/>
+            <w:tcMar>
+              <w:top w:w="70" w:type="dxa"/>
+              <w:left w:w="110" w:type="dxa"/>
+              <w:bottom w:w="70" w:type="dxa"/>
+              <w:right w:w="110" w:type="dxa"/>
+            </w:tcMar>
+            <w:vAlign w:val="center"/>
+          </w:tcPr>
+          <w:p>
+            <w:pPr>
+              <w:spacing w:after="0" w:line="264" w:lineRule="auto"/>
+            </w:pPr>
+            <w:r>
+              <w:rPr>
+                <w:sz w:val="19"/>
+                <w:szCs w:val="19"/>
+              </w:rPr>
               <w:t>Revisione del codice</w:t>
             </w:r>
           </w:p>
@@ -846,7 +916,7 @@
               <w:bottom w:val="single" w:sz="4" w:space="0" w:color="D9D9D9"/>
               <w:right w:val="single" w:sz="4" w:space="0" w:color="D9D9D9"/>
             </w:tcBorders>
-            <w:shd w:val="clear" w:color="auto" w:fill="FFFFFF"/>
+            <w:shd w:val="clear" w:color="auto" w:fill="F0F0F0"/>
             <w:tcMar>
               <w:top w:w="70" w:type="dxa"/>
               <w:left w:w="110" w:type="dxa"/>
@@ -896,7 +966,7 @@
     <w:sdt>
       <w:sdtPr>
         <w:alias w:val="Indice"/>
-        <w:id w:val="1095830320"/>
+        <w:id w:val="100773375"/>
       </w:sdtPr>
       <w:sdtContent>
         <w:p>
@@ -918,7 +988,7 @@
           <w:r>
             <w:fldChar w:fldCharType="separate"/>
           </w:r>
-          <w:hyperlink w:anchor="_Toc240987635" w:history="1">
+          <w:hyperlink w:anchor="_Toc241222192" w:history="1">
             <w:r>
               <w:rPr>
                 <w:rStyle w:val="Collegamentoipertestuale"/>
@@ -942,7 +1012,7 @@
               <w:rPr>
                 <w:noProof/>
               </w:rPr>
-              <w:instrText xml:space="preserve"> PAGEREF _Toc240987635 \h </w:instrText>
+              <w:instrText xml:space="preserve"> PAGEREF _Toc241222192 \h </w:instrText>
             </w:r>
             <w:r>
               <w:rPr>
@@ -979,7 +1049,7 @@
               <w:noProof/>
             </w:rPr>
           </w:pPr>
-          <w:hyperlink w:anchor="_Toc240987636" w:history="1">
+          <w:hyperlink w:anchor="_Toc241222193" w:history="1">
             <w:r>
               <w:rPr>
                 <w:rStyle w:val="Collegamentoipertestuale"/>
@@ -1003,7 +1073,7 @@
               <w:rPr>
                 <w:noProof/>
               </w:rPr>
-              <w:instrText xml:space="preserve"> PAGEREF _Toc240987636 \h </w:instrText>
+              <w:instrText xml:space="preserve"> PAGEREF _Toc241222193 \h </w:instrText>
             </w:r>
             <w:r>
               <w:rPr>
@@ -1040,7 +1110,7 @@
               <w:noProof/>
             </w:rPr>
           </w:pPr>
-          <w:hyperlink w:anchor="_Toc240987637" w:history="1">
+          <w:hyperlink w:anchor="_Toc241222194" w:history="1">
             <w:r>
               <w:rPr>
                 <w:rStyle w:val="Collegamentoipertestuale"/>
@@ -1064,7 +1134,7 @@
               <w:rPr>
                 <w:noProof/>
               </w:rPr>
-              <w:instrText xml:space="preserve"> PAGEREF _Toc240987637 \h </w:instrText>
+              <w:instrText xml:space="preserve"> PAGEREF _Toc241222194 \h </w:instrText>
             </w:r>
             <w:r>
               <w:rPr>
@@ -1101,7 +1171,7 @@
               <w:noProof/>
             </w:rPr>
           </w:pPr>
-          <w:hyperlink w:anchor="_Toc240987638" w:history="1">
+          <w:hyperlink w:anchor="_Toc241222195" w:history="1">
             <w:r>
               <w:rPr>
                 <w:rStyle w:val="Collegamentoipertestuale"/>
@@ -1125,7 +1195,7 @@
               <w:rPr>
                 <w:noProof/>
               </w:rPr>
-              <w:instrText xml:space="preserve"> PAGEREF _Toc240987638 \h </w:instrText>
+              <w:instrText xml:space="preserve"> PAGEREF _Toc241222195 \h </w:instrText>
             </w:r>
             <w:r>
               <w:rPr>
@@ -1162,7 +1232,7 @@
               <w:noProof/>
             </w:rPr>
           </w:pPr>
-          <w:hyperlink w:anchor="_Toc240987639" w:history="1">
+          <w:hyperlink w:anchor="_Toc241222196" w:history="1">
             <w:r>
               <w:rPr>
                 <w:rStyle w:val="Collegamentoipertestuale"/>
@@ -1186,7 +1256,7 @@
               <w:rPr>
                 <w:noProof/>
               </w:rPr>
-              <w:instrText xml:space="preserve"> PAGEREF _Toc240987639 \h </w:instrText>
+              <w:instrText xml:space="preserve"> PAGEREF _Toc241222196 \h </w:instrText>
             </w:r>
             <w:r>
               <w:rPr>
@@ -1223,7 +1293,7 @@
               <w:noProof/>
             </w:rPr>
           </w:pPr>
-          <w:hyperlink w:anchor="_Toc240987640" w:history="1">
+          <w:hyperlink w:anchor="_Toc241222197" w:history="1">
             <w:r>
               <w:rPr>
                 <w:rStyle w:val="Collegamentoipertestuale"/>
@@ -1247,7 +1317,7 @@
               <w:rPr>
                 <w:noProof/>
               </w:rPr>
-              <w:instrText xml:space="preserve"> PAGEREF _Toc240987640 \h </w:instrText>
+              <w:instrText xml:space="preserve"> PAGEREF _Toc241222197 \h </w:instrText>
             </w:r>
             <w:r>
               <w:rPr>
@@ -1284,7 +1354,7 @@
               <w:noProof/>
             </w:rPr>
           </w:pPr>
-          <w:hyperlink w:anchor="_Toc240987641" w:history="1">
+          <w:hyperlink w:anchor="_Toc241222198" w:history="1">
             <w:r>
               <w:rPr>
                 <w:rStyle w:val="Collegamentoipertestuale"/>
@@ -1308,7 +1378,7 @@
               <w:rPr>
                 <w:noProof/>
               </w:rPr>
-              <w:instrText xml:space="preserve"> PAGEREF _Toc240987641 \h </w:instrText>
+              <w:instrText xml:space="preserve"> PAGEREF _Toc241222198 \h </w:instrText>
             </w:r>
             <w:r>
               <w:rPr>
@@ -1345,7 +1415,7 @@
               <w:noProof/>
             </w:rPr>
           </w:pPr>
-          <w:hyperlink w:anchor="_Toc240987642" w:history="1">
+          <w:hyperlink w:anchor="_Toc241222199" w:history="1">
             <w:r>
               <w:rPr>
                 <w:rStyle w:val="Collegamentoipertestuale"/>
@@ -1369,7 +1439,7 @@
               <w:rPr>
                 <w:noProof/>
               </w:rPr>
-              <w:instrText xml:space="preserve"> PAGEREF _Toc240987642 \h </w:instrText>
+              <w:instrText xml:space="preserve"> PAGEREF _Toc241222199 \h </w:instrText>
             </w:r>
             <w:r>
               <w:rPr>
@@ -1406,7 +1476,7 @@
               <w:noProof/>
             </w:rPr>
           </w:pPr>
-          <w:hyperlink w:anchor="_Toc240987643" w:history="1">
+          <w:hyperlink w:anchor="_Toc241222200" w:history="1">
             <w:r>
               <w:rPr>
                 <w:rStyle w:val="Collegamentoipertestuale"/>
@@ -1430,7 +1500,7 @@
               <w:rPr>
                 <w:noProof/>
               </w:rPr>
-              <w:instrText xml:space="preserve"> PAGEREF _Toc240987643 \h </w:instrText>
+              <w:instrText xml:space="preserve"> PAGEREF _Toc241222200 \h </w:instrText>
             </w:r>
             <w:r>
               <w:rPr>
@@ -1467,7 +1537,7 @@
               <w:noProof/>
             </w:rPr>
           </w:pPr>
-          <w:hyperlink w:anchor="_Toc240987644" w:history="1">
+          <w:hyperlink w:anchor="_Toc241222201" w:history="1">
             <w:r>
               <w:rPr>
                 <w:rStyle w:val="Collegamentoipertestuale"/>
@@ -1491,7 +1561,7 @@
               <w:rPr>
                 <w:noProof/>
               </w:rPr>
-              <w:instrText xml:space="preserve"> PAGEREF _Toc240987644 \h </w:instrText>
+              <w:instrText xml:space="preserve"> PAGEREF _Toc241222201 \h </w:instrText>
             </w:r>
             <w:r>
               <w:rPr>
@@ -1528,7 +1598,7 @@
               <w:noProof/>
             </w:rPr>
           </w:pPr>
-          <w:hyperlink w:anchor="_Toc240987645" w:history="1">
+          <w:hyperlink w:anchor="_Toc241222202" w:history="1">
             <w:r>
               <w:rPr>
                 <w:rStyle w:val="Collegamentoipertestuale"/>
@@ -1552,7 +1622,7 @@
               <w:rPr>
                 <w:noProof/>
               </w:rPr>
-              <w:instrText xml:space="preserve"> PAGEREF _Toc240987645 \h </w:instrText>
+              <w:instrText xml:space="preserve"> PAGEREF _Toc241222202 \h </w:instrText>
             </w:r>
             <w:r>
               <w:rPr>
@@ -1589,7 +1659,7 @@
               <w:noProof/>
             </w:rPr>
           </w:pPr>
-          <w:hyperlink w:anchor="_Toc240987646" w:history="1">
+          <w:hyperlink w:anchor="_Toc241222203" w:history="1">
             <w:r>
               <w:rPr>
                 <w:rStyle w:val="Collegamentoipertestuale"/>
@@ -1613,7 +1683,7 @@
               <w:rPr>
                 <w:noProof/>
               </w:rPr>
-              <w:instrText xml:space="preserve"> PAGEREF _Toc240987646 \h </w:instrText>
+              <w:instrText xml:space="preserve"> PAGEREF _Toc241222203 \h </w:instrText>
             </w:r>
             <w:r>
               <w:rPr>
@@ -1650,7 +1720,7 @@
               <w:noProof/>
             </w:rPr>
           </w:pPr>
-          <w:hyperlink w:anchor="_Toc240987647" w:history="1">
+          <w:hyperlink w:anchor="_Toc241222204" w:history="1">
             <w:r>
               <w:rPr>
                 <w:rStyle w:val="Collegamentoipertestuale"/>
@@ -1674,7 +1744,7 @@
               <w:rPr>
                 <w:noProof/>
               </w:rPr>
-              <w:instrText xml:space="preserve"> PAGEREF _Toc240987647 \h </w:instrText>
+              <w:instrText xml:space="preserve"> PAGEREF _Toc241222204 \h </w:instrText>
             </w:r>
             <w:r>
               <w:rPr>
@@ -1711,7 +1781,7 @@
               <w:noProof/>
             </w:rPr>
           </w:pPr>
-          <w:hyperlink w:anchor="_Toc240987648" w:history="1">
+          <w:hyperlink w:anchor="_Toc241222205" w:history="1">
             <w:r>
               <w:rPr>
                 <w:rStyle w:val="Collegamentoipertestuale"/>
@@ -1735,7 +1805,7 @@
               <w:rPr>
                 <w:noProof/>
               </w:rPr>
-              <w:instrText xml:space="preserve"> PAGEREF _Toc240987648 \h </w:instrText>
+              <w:instrText xml:space="preserve"> PAGEREF _Toc241222205 \h </w:instrText>
             </w:r>
             <w:r>
               <w:rPr>
@@ -1772,7 +1842,7 @@
               <w:noProof/>
             </w:rPr>
           </w:pPr>
-          <w:hyperlink w:anchor="_Toc240987649" w:history="1">
+          <w:hyperlink w:anchor="_Toc241222206" w:history="1">
             <w:r>
               <w:rPr>
                 <w:rStyle w:val="Collegamentoipertestuale"/>
@@ -1796,7 +1866,7 @@
               <w:rPr>
                 <w:noProof/>
               </w:rPr>
-              <w:instrText xml:space="preserve"> PAGEREF _Toc240987649 \h </w:instrText>
+              <w:instrText xml:space="preserve"> PAGEREF _Toc241222206 \h </w:instrText>
             </w:r>
             <w:r>
               <w:rPr>
@@ -1833,7 +1903,7 @@
               <w:noProof/>
             </w:rPr>
           </w:pPr>
-          <w:hyperlink w:anchor="_Toc240987650" w:history="1">
+          <w:hyperlink w:anchor="_Toc241222207" w:history="1">
             <w:r>
               <w:rPr>
                 <w:rStyle w:val="Collegamentoipertestuale"/>
@@ -1857,7 +1927,7 @@
               <w:rPr>
                 <w:noProof/>
               </w:rPr>
-              <w:instrText xml:space="preserve"> PAGEREF _Toc240987650 \h </w:instrText>
+              <w:instrText xml:space="preserve"> PAGEREF _Toc241222207 \h </w:instrText>
             </w:r>
             <w:r>
               <w:rPr>
@@ -1894,7 +1964,7 @@
               <w:noProof/>
             </w:rPr>
           </w:pPr>
-          <w:hyperlink w:anchor="_Toc240987651" w:history="1">
+          <w:hyperlink w:anchor="_Toc241222208" w:history="1">
             <w:r>
               <w:rPr>
                 <w:rStyle w:val="Collegamentoipertestuale"/>
@@ -1918,7 +1988,7 @@
               <w:rPr>
                 <w:noProof/>
               </w:rPr>
-              <w:instrText xml:space="preserve"> PAGEREF _Toc240987651 \h </w:instrText>
+              <w:instrText xml:space="preserve"> PAGEREF _Toc241222208 \h </w:instrText>
             </w:r>
             <w:r>
               <w:rPr>
@@ -1955,7 +2025,7 @@
               <w:noProof/>
             </w:rPr>
           </w:pPr>
-          <w:hyperlink w:anchor="_Toc240987652" w:history="1">
+          <w:hyperlink w:anchor="_Toc241222209" w:history="1">
             <w:r>
               <w:rPr>
                 <w:rStyle w:val="Collegamentoipertestuale"/>
@@ -1979,7 +2049,7 @@
               <w:rPr>
                 <w:noProof/>
               </w:rPr>
-              <w:instrText xml:space="preserve"> PAGEREF _Toc240987652 \h </w:instrText>
+              <w:instrText xml:space="preserve"> PAGEREF _Toc241222209 \h </w:instrText>
             </w:r>
             <w:r>
               <w:rPr>
@@ -2016,7 +2086,7 @@
               <w:noProof/>
             </w:rPr>
           </w:pPr>
-          <w:hyperlink w:anchor="_Toc240987653" w:history="1">
+          <w:hyperlink w:anchor="_Toc241222210" w:history="1">
             <w:r>
               <w:rPr>
                 <w:rStyle w:val="Collegamentoipertestuale"/>
@@ -2040,7 +2110,7 @@
               <w:rPr>
                 <w:noProof/>
               </w:rPr>
-              <w:instrText xml:space="preserve"> PAGEREF _Toc240987653 \h </w:instrText>
+              <w:instrText xml:space="preserve"> PAGEREF _Toc241222210 \h </w:instrText>
             </w:r>
             <w:r>
               <w:rPr>
@@ -2077,7 +2147,7 @@
               <w:noProof/>
             </w:rPr>
           </w:pPr>
-          <w:hyperlink w:anchor="_Toc240987654" w:history="1">
+          <w:hyperlink w:anchor="_Toc241222211" w:history="1">
             <w:r>
               <w:rPr>
                 <w:rStyle w:val="Collegamentoipertestuale"/>
@@ -2101,7 +2171,7 @@
               <w:rPr>
                 <w:noProof/>
               </w:rPr>
-              <w:instrText xml:space="preserve"> PAGEREF _Toc240987654 \h </w:instrText>
+              <w:instrText xml:space="preserve"> PAGEREF _Toc241222211 \h </w:instrText>
             </w:r>
             <w:r>
               <w:rPr>
@@ -2138,7 +2208,7 @@
               <w:noProof/>
             </w:rPr>
           </w:pPr>
-          <w:hyperlink w:anchor="_Toc240987655" w:history="1">
+          <w:hyperlink w:anchor="_Toc241222212" w:history="1">
             <w:r>
               <w:rPr>
                 <w:rStyle w:val="Collegamentoipertestuale"/>
@@ -2162,7 +2232,7 @@
               <w:rPr>
                 <w:noProof/>
               </w:rPr>
-              <w:instrText xml:space="preserve"> PAGEREF _Toc240987655 \h </w:instrText>
+              <w:instrText xml:space="preserve"> PAGEREF _Toc241222212 \h </w:instrText>
             </w:r>
             <w:r>
               <w:rPr>
@@ -2199,7 +2269,7 @@
               <w:noProof/>
             </w:rPr>
           </w:pPr>
-          <w:hyperlink w:anchor="_Toc240987656" w:history="1">
+          <w:hyperlink w:anchor="_Toc241222213" w:history="1">
             <w:r>
               <w:rPr>
                 <w:rStyle w:val="Collegamentoipertestuale"/>
@@ -2223,7 +2293,7 @@
               <w:rPr>
                 <w:noProof/>
               </w:rPr>
-              <w:instrText xml:space="preserve"> PAGEREF _Toc240987656 \h </w:instrText>
+              <w:instrText xml:space="preserve"> PAGEREF _Toc241222213 \h </w:instrText>
             </w:r>
             <w:r>
               <w:rPr>
@@ -2260,7 +2330,7 @@
               <w:noProof/>
             </w:rPr>
           </w:pPr>
-          <w:hyperlink w:anchor="_Toc240987657" w:history="1">
+          <w:hyperlink w:anchor="_Toc241222214" w:history="1">
             <w:r>
               <w:rPr>
                 <w:rStyle w:val="Collegamentoipertestuale"/>
@@ -2284,7 +2354,7 @@
               <w:rPr>
                 <w:noProof/>
               </w:rPr>
-              <w:instrText xml:space="preserve"> PAGEREF _Toc240987657 \h </w:instrText>
+              <w:instrText xml:space="preserve"> PAGEREF _Toc241222214 \h </w:instrText>
             </w:r>
             <w:r>
               <w:rPr>
@@ -2321,7 +2391,7 @@
               <w:noProof/>
             </w:rPr>
           </w:pPr>
-          <w:hyperlink w:anchor="_Toc240987658" w:history="1">
+          <w:hyperlink w:anchor="_Toc241222215" w:history="1">
             <w:r>
               <w:rPr>
                 <w:rStyle w:val="Collegamentoipertestuale"/>
@@ -2345,7 +2415,7 @@
               <w:rPr>
                 <w:noProof/>
               </w:rPr>
-              <w:instrText xml:space="preserve"> PAGEREF _Toc240987658 \h </w:instrText>
+              <w:instrText xml:space="preserve"> PAGEREF _Toc241222215 \h </w:instrText>
             </w:r>
             <w:r>
               <w:rPr>
@@ -2382,7 +2452,7 @@
               <w:noProof/>
             </w:rPr>
           </w:pPr>
-          <w:hyperlink w:anchor="_Toc240987659" w:history="1">
+          <w:hyperlink w:anchor="_Toc241222216" w:history="1">
             <w:r>
               <w:rPr>
                 <w:rStyle w:val="Collegamentoipertestuale"/>
@@ -2406,7 +2476,7 @@
               <w:rPr>
                 <w:noProof/>
               </w:rPr>
-              <w:instrText xml:space="preserve"> PAGEREF _Toc240987659 \h </w:instrText>
+              <w:instrText xml:space="preserve"> PAGEREF _Toc241222216 \h </w:instrText>
             </w:r>
             <w:r>
               <w:rPr>
@@ -2443,7 +2513,7 @@
               <w:noProof/>
             </w:rPr>
           </w:pPr>
-          <w:hyperlink w:anchor="_Toc240987660" w:history="1">
+          <w:hyperlink w:anchor="_Toc241222217" w:history="1">
             <w:r>
               <w:rPr>
                 <w:rStyle w:val="Collegamentoipertestuale"/>
@@ -2467,7 +2537,7 @@
               <w:rPr>
                 <w:noProof/>
               </w:rPr>
-              <w:instrText xml:space="preserve"> PAGEREF _Toc240987660 \h </w:instrText>
+              <w:instrText xml:space="preserve"> PAGEREF _Toc241222217 \h </w:instrText>
             </w:r>
             <w:r>
               <w:rPr>
@@ -2504,7 +2574,7 @@
               <w:noProof/>
             </w:rPr>
           </w:pPr>
-          <w:hyperlink w:anchor="_Toc240987661" w:history="1">
+          <w:hyperlink w:anchor="_Toc241222218" w:history="1">
             <w:r>
               <w:rPr>
                 <w:rStyle w:val="Collegamentoipertestuale"/>
@@ -2528,7 +2598,7 @@
               <w:rPr>
                 <w:noProof/>
               </w:rPr>
-              <w:instrText xml:space="preserve"> PAGEREF _Toc240987661 \h </w:instrText>
+              <w:instrText xml:space="preserve"> PAGEREF _Toc241222218 \h </w:instrText>
             </w:r>
             <w:r>
               <w:rPr>
@@ -2565,7 +2635,7 @@
               <w:noProof/>
             </w:rPr>
           </w:pPr>
-          <w:hyperlink w:anchor="_Toc240987662" w:history="1">
+          <w:hyperlink w:anchor="_Toc241222219" w:history="1">
             <w:r>
               <w:rPr>
                 <w:rStyle w:val="Collegamentoipertestuale"/>
@@ -2589,7 +2659,7 @@
               <w:rPr>
                 <w:noProof/>
               </w:rPr>
-              <w:instrText xml:space="preserve"> PAGEREF _Toc240987662 \h </w:instrText>
+              <w:instrText xml:space="preserve"> PAGEREF _Toc241222219 \h </w:instrText>
             </w:r>
             <w:r>
               <w:rPr>
@@ -2633,7 +2703,7 @@
         </w:pBdr>
         <w:spacing w:after="220"/>
       </w:pPr>
-      <w:bookmarkStart w:id="0" w:name="_Toc240987635"/>
+      <w:bookmarkStart w:id="0" w:name="_Toc241222192"/>
       <w:r>
         <w:rPr>
           <w:color w:val="DC3230"/>
@@ -2669,7 +2739,7 @@
         <w:keepNext/>
         <w:spacing w:before="340" w:after="130"/>
       </w:pPr>
-      <w:bookmarkStart w:id="1" w:name="_Toc240987636"/>
+      <w:bookmarkStart w:id="1" w:name="_Toc241222193"/>
       <w:r>
         <w:rPr>
           <w:color w:val="DC3230"/>
@@ -3353,7 +3423,7 @@
         <w:keepNext/>
         <w:spacing w:before="340" w:after="130"/>
       </w:pPr>
-      <w:bookmarkStart w:id="2" w:name="_Toc240987637"/>
+      <w:bookmarkStart w:id="2" w:name="_Toc241222194"/>
       <w:r>
         <w:rPr>
           <w:color w:val="DC3230"/>
@@ -3507,7 +3577,7 @@
         <w:keepNext/>
         <w:spacing w:before="340" w:after="130"/>
       </w:pPr>
-      <w:bookmarkStart w:id="3" w:name="_Toc240987638"/>
+      <w:bookmarkStart w:id="3" w:name="_Toc241222195"/>
       <w:r>
         <w:rPr>
           <w:color w:val="DC3230"/>
@@ -3654,7 +3724,7 @@
         </w:pBdr>
         <w:spacing w:after="220"/>
       </w:pPr>
-      <w:bookmarkStart w:id="4" w:name="_Toc240987639"/>
+      <w:bookmarkStart w:id="4" w:name="_Toc241222196"/>
       <w:r>
         <w:rPr>
           <w:color w:val="DC3230"/>
@@ -3677,10 +3747,10 @@
           <w:noProof/>
         </w:rPr>
         <w:drawing>
-          <wp:inline distT="0" distB="0" distL="0" distR="0" wp14:anchorId="45DE0412" wp14:editId="714EF283">
+          <wp:inline distT="0" distB="0" distL="0" distR="0" wp14:anchorId="6948CDE1" wp14:editId="290F1512">
             <wp:extent cx="6096000" cy="4257675"/>
             <wp:effectExtent l="0" t="0" r="0" b="0"/>
-            <wp:docPr id="186366161" name="Immagine 186366161"/>
+            <wp:docPr id="1112123116" name="Immagine 1112123116"/>
             <wp:cNvGraphicFramePr>
               <a:graphicFrameLocks xmlns:a="http://schemas.openxmlformats.org/drawingml/2006/main" noChangeAspect="1"/>
             </wp:cNvGraphicFramePr>
@@ -3748,7 +3818,7 @@
         <w:keepNext/>
         <w:spacing w:before="340" w:after="130"/>
       </w:pPr>
-      <w:bookmarkStart w:id="5" w:name="_Toc240987640"/>
+      <w:bookmarkStart w:id="5" w:name="_Toc241222197"/>
       <w:r>
         <w:rPr>
           <w:color w:val="DC3230"/>
@@ -5319,7 +5389,7 @@
         </w:pBdr>
         <w:spacing w:after="220"/>
       </w:pPr>
-      <w:bookmarkStart w:id="6" w:name="_Toc240987641"/>
+      <w:bookmarkStart w:id="6" w:name="_Toc241222198"/>
       <w:r>
         <w:rPr>
           <w:color w:val="DC3230"/>
@@ -5338,7 +5408,7 @@
         <w:keepNext/>
         <w:spacing w:before="340" w:after="130"/>
       </w:pPr>
-      <w:bookmarkStart w:id="7" w:name="_Toc240987642"/>
+      <w:bookmarkStart w:id="7" w:name="_Toc241222199"/>
       <w:r>
         <w:rPr>
           <w:color w:val="DC3230"/>
@@ -7714,7 +7784,7 @@
         <w:keepNext/>
         <w:spacing w:before="340" w:after="130"/>
       </w:pPr>
-      <w:bookmarkStart w:id="8" w:name="_Toc240987643"/>
+      <w:bookmarkStart w:id="8" w:name="_Toc241222200"/>
       <w:r>
         <w:rPr>
           <w:color w:val="DC3230"/>
@@ -10499,7 +10569,7 @@
         <w:keepNext/>
         <w:spacing w:before="340" w:after="130"/>
       </w:pPr>
-      <w:bookmarkStart w:id="9" w:name="_Toc240987644"/>
+      <w:bookmarkStart w:id="9" w:name="_Toc241222201"/>
       <w:r>
         <w:rPr>
           <w:color w:val="DC3230"/>
@@ -11899,7 +11969,7 @@
         </w:pBdr>
         <w:spacing w:after="220"/>
       </w:pPr>
-      <w:bookmarkStart w:id="10" w:name="_Toc240987645"/>
+      <w:bookmarkStart w:id="10" w:name="_Toc241222202"/>
       <w:r>
         <w:rPr>
           <w:color w:val="DC3230"/>
@@ -11918,7 +11988,7 @@
         <w:keepNext/>
         <w:spacing w:before="340" w:after="130"/>
       </w:pPr>
-      <w:bookmarkStart w:id="11" w:name="_Toc240987646"/>
+      <w:bookmarkStart w:id="11" w:name="_Toc241222203"/>
       <w:r>
         <w:rPr>
           <w:color w:val="DC3230"/>
@@ -14498,7 +14568,7 @@
         <w:keepNext/>
         <w:spacing w:before="340" w:after="130"/>
       </w:pPr>
-      <w:bookmarkStart w:id="12" w:name="_Toc240987647"/>
+      <w:bookmarkStart w:id="12" w:name="_Toc241222204"/>
       <w:r>
         <w:rPr>
           <w:color w:val="DC3230"/>
@@ -15196,7 +15266,7 @@
         <w:keepNext/>
         <w:spacing w:before="340" w:after="130"/>
       </w:pPr>
-      <w:bookmarkStart w:id="13" w:name="_Toc240987648"/>
+      <w:bookmarkStart w:id="13" w:name="_Toc241222205"/>
       <w:r>
         <w:rPr>
           <w:color w:val="DC3230"/>
@@ -17071,7 +17141,7 @@
         <w:keepNext/>
         <w:spacing w:before="340" w:after="130"/>
       </w:pPr>
-      <w:bookmarkStart w:id="14" w:name="_Toc240987649"/>
+      <w:bookmarkStart w:id="14" w:name="_Toc241222206"/>
       <w:r>
         <w:rPr>
           <w:color w:val="DC3230"/>
@@ -17904,7 +17974,7 @@
         </w:pBdr>
         <w:spacing w:after="220"/>
       </w:pPr>
-      <w:bookmarkStart w:id="15" w:name="_Toc240987650"/>
+      <w:bookmarkStart w:id="15" w:name="_Toc241222207"/>
       <w:r>
         <w:rPr>
           <w:color w:val="DC3230"/>
@@ -17923,7 +17993,7 @@
         <w:keepNext/>
         <w:spacing w:before="340" w:after="130"/>
       </w:pPr>
-      <w:bookmarkStart w:id="16" w:name="_Toc240987651"/>
+      <w:bookmarkStart w:id="16" w:name="_Toc241222208"/>
       <w:r>
         <w:rPr>
           <w:color w:val="DC3230"/>
@@ -18587,7 +18657,7 @@
         <w:keepNext/>
         <w:spacing w:before="340" w:after="130"/>
       </w:pPr>
-      <w:bookmarkStart w:id="17" w:name="_Toc240987652"/>
+      <w:bookmarkStart w:id="17" w:name="_Toc241222209"/>
       <w:r>
         <w:rPr>
           <w:color w:val="DC3230"/>
@@ -19492,7 +19562,7 @@
         <w:keepNext/>
         <w:spacing w:before="340" w:after="130"/>
       </w:pPr>
-      <w:bookmarkStart w:id="18" w:name="_Toc240987653"/>
+      <w:bookmarkStart w:id="18" w:name="_Toc241222210"/>
       <w:r>
         <w:rPr>
           <w:color w:val="DC3230"/>
@@ -20527,7 +20597,7 @@
         </w:pBdr>
         <w:spacing w:after="220"/>
       </w:pPr>
-      <w:bookmarkStart w:id="19" w:name="_Toc240987654"/>
+      <w:bookmarkStart w:id="19" w:name="_Toc241222211"/>
       <w:r>
         <w:rPr>
           <w:color w:val="DC3230"/>
@@ -22454,7 +22524,7 @@
         </w:pBdr>
         <w:spacing w:after="220"/>
       </w:pPr>
-      <w:bookmarkStart w:id="20" w:name="_Toc240987655"/>
+      <w:bookmarkStart w:id="20" w:name="_Toc241222212"/>
       <w:r>
         <w:rPr>
           <w:color w:val="DC3230"/>
@@ -22473,7 +22543,7 @@
         <w:keepNext/>
         <w:spacing w:before="340" w:after="130"/>
       </w:pPr>
-      <w:bookmarkStart w:id="21" w:name="_Toc240987656"/>
+      <w:bookmarkStart w:id="21" w:name="_Toc241222213"/>
       <w:r>
         <w:rPr>
           <w:color w:val="DC3230"/>
@@ -22631,7 +22701,7 @@
         <w:keepNext/>
         <w:spacing w:before="340" w:after="130"/>
       </w:pPr>
-      <w:bookmarkStart w:id="22" w:name="_Toc240987657"/>
+      <w:bookmarkStart w:id="22" w:name="_Toc241222214"/>
       <w:r>
         <w:rPr>
           <w:color w:val="DC3230"/>
@@ -22810,7 +22880,7 @@
         <w:keepNext/>
         <w:spacing w:before="340" w:after="130"/>
       </w:pPr>
-      <w:bookmarkStart w:id="23" w:name="_Toc240987658"/>
+      <w:bookmarkStart w:id="23" w:name="_Toc241222215"/>
       <w:r>
         <w:rPr>
           <w:color w:val="DC3230"/>
@@ -22980,7 +23050,7 @@
         <w:keepNext/>
         <w:spacing w:before="340" w:after="130"/>
       </w:pPr>
-      <w:bookmarkStart w:id="24" w:name="_Toc240987659"/>
+      <w:bookmarkStart w:id="24" w:name="_Toc241222216"/>
       <w:r>
         <w:rPr>
           <w:color w:val="DC3230"/>
@@ -23126,7 +23196,7 @@
         </w:pBdr>
         <w:spacing w:after="220"/>
       </w:pPr>
-      <w:bookmarkStart w:id="25" w:name="_Toc240987660"/>
+      <w:bookmarkStart w:id="25" w:name="_Toc241222217"/>
       <w:r>
         <w:rPr>
           <w:color w:val="DC3230"/>
@@ -24358,12 +24428,14 @@
             </w:r>
             <w:r>
               <w:rPr>
+                <w:rFonts w:ascii="Consolas" w:eastAsia="Consolas" w:hAnsi="Consolas" w:cs="Consolas"/>
                 <w:b/>
                 <w:bCs/>
-                <w:sz w:val="20"/>
-                <w:szCs w:val="20"/>
-              </w:rPr>
-              <w:t>`SEED_ENABLED` resta `false` in produzione</w:t>
+                <w:color w:val="0A5D65"/>
+                <w:sz w:val="18"/>
+                <w:szCs w:val="18"/>
+              </w:rPr>
+              <w:t>SEED_ENABLED` resta `false` in produzion</w:t>
             </w:r>
             <w:r>
               <w:rPr>
@@ -24386,7 +24458,7 @@
         </w:pBdr>
         <w:spacing w:after="220"/>
       </w:pPr>
-      <w:bookmarkStart w:id="26" w:name="_Toc240987661"/>
+      <w:bookmarkStart w:id="26" w:name="_Toc241222218"/>
       <w:r>
         <w:rPr>
           <w:color w:val="DC3230"/>
@@ -25486,7 +25558,7 @@
         </w:pBdr>
         <w:spacing w:after="220"/>
       </w:pPr>
-      <w:bookmarkStart w:id="27" w:name="_Toc240987662"/>
+      <w:bookmarkStart w:id="27" w:name="_Toc241222219"/>
       <w:r>
         <w:rPr>
           <w:color w:val="DC3230"/>
@@ -26784,10 +26856,10 @@
         <w:noProof/>
       </w:rPr>
       <w:drawing>
-        <wp:inline distT="0" distB="0" distL="0" distR="0" wp14:anchorId="67288DFB" wp14:editId="19DBBAD1">
+        <wp:inline distT="0" distB="0" distL="0" distR="0" wp14:anchorId="66ED8ABF" wp14:editId="41F09DA0">
           <wp:extent cx="904875" cy="352425"/>
           <wp:effectExtent l="0" t="0" r="0" b="0"/>
-          <wp:docPr id="1228195636" name="Immagine 1228195636"/>
+          <wp:docPr id="1769936526" name="Immagine 1769936526"/>
           <wp:cNvGraphicFramePr>
             <a:graphicFrameLocks xmlns:a="http://schemas.openxmlformats.org/drawingml/2006/main" noChangeAspect="1"/>
           </wp:cNvGraphicFramePr>
@@ -26835,10 +26907,78 @@
 <file path=word/numbering.xml><?xml version="1.0" encoding="utf-8"?>
 <w:numbering xmlns:wpc="http://schemas.microsoft.com/office/word/2010/wordprocessingCanvas" xmlns:cx="http://schemas.microsoft.com/office/drawing/2014/chartex" xmlns:cx1="http://schemas.microsoft.com/office/drawing/2015/9/8/chartex" xmlns:cx2="http://schemas.microsoft.com/office/drawing/2015/10/21/chartex" xmlns:cx3="http://schemas.microsoft.com/office/drawing/2016/5/9/chartex" xmlns:cx4="http://schemas.microsoft.com/office/drawing/2016/5/10/chartex" xmlns:cx5="http://schemas.microsoft.com/office/drawing/2016/5/11/chartex" xmlns:cx6="http://schemas.microsoft.com/office/drawing/2016/5/12/chartex" xmlns:cx7="http://schemas.microsoft.com/office/drawing/2016/5/13/chartex" xmlns:cx8="http://schemas.microsoft.com/office/drawing/2016/5/14/chartex" xmlns:mc="http://schemas.openxmlformats.org/markup-compatibility/2006" xmlns:aink="http://schemas.microsoft.com/office/drawing/2016/ink" xmlns:am3d="http://schemas.microsoft.com/office/drawing/2017/model3d" xmlns:o="urn:schemas-microsoft-com:office:office" xmlns:oel="http://schemas.microsoft.com/office/2019/extlst" xmlns:r="http://schemas.openxmlformats.org/officeDocument/2006/relationships" xmlns:m="http://schemas.openxmlformats.org/officeDocument/2006/math" xmlns:v="urn:schemas-microsoft-com:vml" xmlns:wp14="http://schemas.microsoft.com/office/word/2010/wordprocessingDrawing" xmlns:wp="http://schemas.openxmlformats.org/drawingml/2006/wordprocessingDrawing" xmlns:w10="urn:schemas-microsoft-com:office:word" xmlns:w="http://schemas.openxmlformats.org/wordprocessingml/2006/main" xmlns:w14="http://schemas.microsoft.com/office/word/2010/wordml" xmlns:w15="http://schemas.microsoft.com/office/word/2012/wordml" xmlns:w16cex="http://schemas.microsoft.com/office/word/2018/wordml/cex" xmlns:w16cid="http://schemas.microsoft.com/office/word/2016/wordml/cid" xmlns:w16="http://schemas.microsoft.com/office/word/2018/wordml" xmlns:w16du="http://schemas.microsoft.com/office/word/2023/wordml/word16du" xmlns:w16sdtdh="http://schemas.microsoft.com/office/word/2020/wordml/sdtdatahash" xmlns:w16sdtfl="http://schemas.microsoft.com/office/word/2024/wordml/sdtformatlock" xmlns:w16se="http://schemas.microsoft.com/office/word/2015/wordml/symex" xmlns:wpg="http://schemas.microsoft.com/office/word/2010/wordprocessingGroup" xmlns:wpi="http://schemas.microsoft.com/office/word/2010/wordprocessingInk" xmlns:wne="http://schemas.microsoft.com/office/word/2006/wordml" xmlns:wps="http://schemas.microsoft.com/office/word/2010/wordprocessingShape" mc:Ignorable="w14 w15 w16se w16cid w16 w16cex w16sdtdh w16sdtfl w16du wp14">
   <w:abstractNum w:abstractNumId="0" w15:restartNumberingAfterBreak="0">
-    <w:nsid w:val="1FDD1172"/>
+    <w:nsid w:val="347C4055"/>
     <w:multiLevelType w:val="hybridMultilevel"/>
-    <w:tmpl w:val="CAE06F02"/>
-    <w:lvl w:ilvl="0" w:tplc="11E2901A">
+    <w:tmpl w:val="97B438F8"/>
+    <w:lvl w:ilvl="0" w:tplc="F2B0FAD8">
+      <w:start w:val="1"/>
+      <w:numFmt w:val="bullet"/>
+      <w:lvlText w:val="●"/>
+      <w:lvlJc w:val="left"/>
+      <w:pPr>
+        <w:ind w:left="340" w:hanging="200"/>
+      </w:pPr>
+      <w:rPr>
+        <w:rFonts w:ascii="Arial" w:eastAsia="Arial" w:hAnsi="Arial" w:cs="Arial"/>
+        <w:color w:val="DC3230"/>
+        <w:sz w:val="14"/>
+        <w:szCs w:val="14"/>
+      </w:rPr>
+    </w:lvl>
+    <w:lvl w:ilvl="1" w:tplc="C27E0E88">
+      <w:start w:val="1"/>
+      <w:numFmt w:val="bullet"/>
+      <w:lvlText w:val="–"/>
+      <w:lvlJc w:val="left"/>
+      <w:pPr>
+        <w:ind w:left="700" w:hanging="200"/>
+      </w:pPr>
+      <w:rPr>
+        <w:rFonts w:ascii="Arial" w:eastAsia="Arial" w:hAnsi="Arial" w:cs="Arial"/>
+        <w:color w:val="0A5D65"/>
+      </w:rPr>
+    </w:lvl>
+    <w:lvl w:ilvl="2" w:tplc="C088B3D6">
+      <w:numFmt w:val="decimal"/>
+      <w:lvlText w:val=""/>
+      <w:lvlJc w:val="left"/>
+    </w:lvl>
+    <w:lvl w:ilvl="3" w:tplc="B7583D14">
+      <w:numFmt w:val="decimal"/>
+      <w:lvlText w:val=""/>
+      <w:lvlJc w:val="left"/>
+    </w:lvl>
+    <w:lvl w:ilvl="4" w:tplc="AB7083FC">
+      <w:numFmt w:val="decimal"/>
+      <w:lvlText w:val=""/>
+      <w:lvlJc w:val="left"/>
+    </w:lvl>
+    <w:lvl w:ilvl="5" w:tplc="0358A656">
+      <w:numFmt w:val="decimal"/>
+      <w:lvlText w:val=""/>
+      <w:lvlJc w:val="left"/>
+    </w:lvl>
+    <w:lvl w:ilvl="6" w:tplc="C51C365C">
+      <w:numFmt w:val="decimal"/>
+      <w:lvlText w:val=""/>
+      <w:lvlJc w:val="left"/>
+    </w:lvl>
+    <w:lvl w:ilvl="7" w:tplc="C84EFF0E">
+      <w:numFmt w:val="decimal"/>
+      <w:lvlText w:val=""/>
+      <w:lvlJc w:val="left"/>
+    </w:lvl>
+    <w:lvl w:ilvl="8" w:tplc="4122242E">
+      <w:numFmt w:val="decimal"/>
+      <w:lvlText w:val=""/>
+      <w:lvlJc w:val="left"/>
+    </w:lvl>
+  </w:abstractNum>
+  <w:abstractNum w:abstractNumId="1" w15:restartNumberingAfterBreak="0">
+    <w:nsid w:val="3F7075F4"/>
+    <w:multiLevelType w:val="hybridMultilevel"/>
+    <w:tmpl w:val="570A6B76"/>
+    <w:lvl w:ilvl="0" w:tplc="064C0A20">
       <w:start w:val="1"/>
       <w:numFmt w:val="bullet"/>
       <w:lvlText w:val="●"/>
@@ -26847,7 +26987,7 @@
         <w:ind w:left="720" w:hanging="360"/>
       </w:pPr>
     </w:lvl>
-    <w:lvl w:ilvl="1" w:tplc="D40684D8">
+    <w:lvl w:ilvl="1" w:tplc="EA30DA0A">
       <w:start w:val="1"/>
       <w:numFmt w:val="bullet"/>
       <w:lvlText w:val="○"/>
@@ -26856,7 +26996,7 @@
         <w:ind w:left="1440" w:hanging="360"/>
       </w:pPr>
     </w:lvl>
-    <w:lvl w:ilvl="2" w:tplc="B7C469A2">
+    <w:lvl w:ilvl="2" w:tplc="67DCC25C">
       <w:start w:val="1"/>
       <w:numFmt w:val="bullet"/>
       <w:lvlText w:val="■"/>
@@ -26865,7 +27005,7 @@
         <w:ind w:left="2160" w:hanging="360"/>
       </w:pPr>
     </w:lvl>
-    <w:lvl w:ilvl="3" w:tplc="D12E4C78">
+    <w:lvl w:ilvl="3" w:tplc="BB8097AE">
       <w:start w:val="1"/>
       <w:numFmt w:val="bullet"/>
       <w:lvlText w:val="●"/>
@@ -26874,7 +27014,7 @@
         <w:ind w:left="2880" w:hanging="360"/>
       </w:pPr>
     </w:lvl>
-    <w:lvl w:ilvl="4" w:tplc="14CAC684">
+    <w:lvl w:ilvl="4" w:tplc="582ABC58">
       <w:start w:val="1"/>
       <w:numFmt w:val="bullet"/>
       <w:lvlText w:val="○"/>
@@ -26883,7 +27023,7 @@
         <w:ind w:left="3600" w:hanging="360"/>
       </w:pPr>
     </w:lvl>
-    <w:lvl w:ilvl="5" w:tplc="4410A53C">
+    <w:lvl w:ilvl="5" w:tplc="02A0198C">
       <w:start w:val="1"/>
       <w:numFmt w:val="bullet"/>
       <w:lvlText w:val="■"/>
@@ -26892,7 +27032,7 @@
         <w:ind w:left="4320" w:hanging="360"/>
       </w:pPr>
     </w:lvl>
-    <w:lvl w:ilvl="6" w:tplc="8CF06D36">
+    <w:lvl w:ilvl="6" w:tplc="8DBCE006">
       <w:start w:val="1"/>
       <w:numFmt w:val="bullet"/>
       <w:lvlText w:val="●"/>
@@ -26901,7 +27041,7 @@
         <w:ind w:left="5040" w:hanging="360"/>
       </w:pPr>
     </w:lvl>
-    <w:lvl w:ilvl="7" w:tplc="3626BD34">
+    <w:lvl w:ilvl="7" w:tplc="DDB4F28A">
       <w:start w:val="1"/>
       <w:numFmt w:val="bullet"/>
       <w:lvlText w:val="●"/>
@@ -26910,7 +27050,7 @@
         <w:ind w:left="5760" w:hanging="360"/>
       </w:pPr>
     </w:lvl>
-    <w:lvl w:ilvl="8" w:tplc="2A74EDA8">
+    <w:lvl w:ilvl="8" w:tplc="5AB8C420">
       <w:start w:val="1"/>
       <w:numFmt w:val="bullet"/>
       <w:lvlText w:val="●"/>
@@ -26920,11 +27060,11 @@
       </w:pPr>
     </w:lvl>
   </w:abstractNum>
-  <w:abstractNum w:abstractNumId="1" w15:restartNumberingAfterBreak="0">
-    <w:nsid w:val="44CC09E2"/>
+  <w:abstractNum w:abstractNumId="2" w15:restartNumberingAfterBreak="0">
+    <w:nsid w:val="5E7C771D"/>
     <w:multiLevelType w:val="hybridMultilevel"/>
-    <w:tmpl w:val="A170F0E0"/>
-    <w:lvl w:ilvl="0" w:tplc="5364AA3C">
+    <w:tmpl w:val="D6668BA8"/>
+    <w:lvl w:ilvl="0" w:tplc="51909B90">
       <w:start w:val="1"/>
       <w:numFmt w:val="decimal"/>
       <w:lvlText w:val="%1."/>
@@ -26939,7 +27079,7 @@
         <w:color w:val="DC3230"/>
       </w:rPr>
     </w:lvl>
-    <w:lvl w:ilvl="1" w:tplc="49304DF0">
+    <w:lvl w:ilvl="1" w:tplc="65443DFA">
       <w:start w:val="1"/>
       <w:numFmt w:val="lowerLetter"/>
       <w:lvlText w:val="%2."/>
@@ -26954,118 +27094,50 @@
         <w:color w:val="0A5D65"/>
       </w:rPr>
     </w:lvl>
-    <w:lvl w:ilvl="2" w:tplc="5CD0FFBA">
+    <w:lvl w:ilvl="2" w:tplc="EE20FC74">
       <w:numFmt w:val="decimal"/>
       <w:lvlText w:val=""/>
       <w:lvlJc w:val="left"/>
     </w:lvl>
-    <w:lvl w:ilvl="3" w:tplc="36827DAC">
+    <w:lvl w:ilvl="3" w:tplc="96D26420">
       <w:numFmt w:val="decimal"/>
       <w:lvlText w:val=""/>
       <w:lvlJc w:val="left"/>
     </w:lvl>
-    <w:lvl w:ilvl="4" w:tplc="92CAF7EA">
+    <w:lvl w:ilvl="4" w:tplc="7556CC4A">
       <w:numFmt w:val="decimal"/>
       <w:lvlText w:val=""/>
       <w:lvlJc w:val="left"/>
     </w:lvl>
-    <w:lvl w:ilvl="5" w:tplc="79620314">
+    <w:lvl w:ilvl="5" w:tplc="EE4095F6">
       <w:numFmt w:val="decimal"/>
       <w:lvlText w:val=""/>
       <w:lvlJc w:val="left"/>
     </w:lvl>
-    <w:lvl w:ilvl="6" w:tplc="8A6E35B6">
+    <w:lvl w:ilvl="6" w:tplc="88F6A4BC">
       <w:numFmt w:val="decimal"/>
       <w:lvlText w:val=""/>
       <w:lvlJc w:val="left"/>
     </w:lvl>
-    <w:lvl w:ilvl="7" w:tplc="F58CC5A2">
+    <w:lvl w:ilvl="7" w:tplc="469409A2">
       <w:numFmt w:val="decimal"/>
       <w:lvlText w:val=""/>
       <w:lvlJc w:val="left"/>
     </w:lvl>
-    <w:lvl w:ilvl="8" w:tplc="63761968">
+    <w:lvl w:ilvl="8" w:tplc="D2B4E938">
       <w:numFmt w:val="decimal"/>
       <w:lvlText w:val=""/>
       <w:lvlJc w:val="left"/>
     </w:lvl>
   </w:abstractNum>
-  <w:abstractNum w:abstractNumId="2" w15:restartNumberingAfterBreak="0">
-    <w:nsid w:val="52943588"/>
-    <w:multiLevelType w:val="hybridMultilevel"/>
-    <w:tmpl w:val="C778DA4E"/>
-    <w:lvl w:ilvl="0" w:tplc="804C8526">
-      <w:start w:val="1"/>
-      <w:numFmt w:val="bullet"/>
-      <w:lvlText w:val="●"/>
-      <w:lvlJc w:val="left"/>
-      <w:pPr>
-        <w:ind w:left="340" w:hanging="200"/>
-      </w:pPr>
-      <w:rPr>
-        <w:rFonts w:ascii="Arial" w:eastAsia="Arial" w:hAnsi="Arial" w:cs="Arial"/>
-        <w:color w:val="DC3230"/>
-        <w:sz w:val="14"/>
-        <w:szCs w:val="14"/>
-      </w:rPr>
-    </w:lvl>
-    <w:lvl w:ilvl="1" w:tplc="A75CE354">
-      <w:start w:val="1"/>
-      <w:numFmt w:val="bullet"/>
-      <w:lvlText w:val="–"/>
-      <w:lvlJc w:val="left"/>
-      <w:pPr>
-        <w:ind w:left="700" w:hanging="200"/>
-      </w:pPr>
-      <w:rPr>
-        <w:rFonts w:ascii="Arial" w:eastAsia="Arial" w:hAnsi="Arial" w:cs="Arial"/>
-        <w:color w:val="0A5D65"/>
-      </w:rPr>
-    </w:lvl>
-    <w:lvl w:ilvl="2" w:tplc="AA46B616">
-      <w:numFmt w:val="decimal"/>
-      <w:lvlText w:val=""/>
-      <w:lvlJc w:val="left"/>
-    </w:lvl>
-    <w:lvl w:ilvl="3" w:tplc="0FE29674">
-      <w:numFmt w:val="decimal"/>
-      <w:lvlText w:val=""/>
-      <w:lvlJc w:val="left"/>
-    </w:lvl>
-    <w:lvl w:ilvl="4" w:tplc="4666445A">
-      <w:numFmt w:val="decimal"/>
-      <w:lvlText w:val=""/>
-      <w:lvlJc w:val="left"/>
-    </w:lvl>
-    <w:lvl w:ilvl="5" w:tplc="B2D41D76">
-      <w:numFmt w:val="decimal"/>
-      <w:lvlText w:val=""/>
-      <w:lvlJc w:val="left"/>
-    </w:lvl>
-    <w:lvl w:ilvl="6" w:tplc="9F621D42">
-      <w:numFmt w:val="decimal"/>
-      <w:lvlText w:val=""/>
-      <w:lvlJc w:val="left"/>
-    </w:lvl>
-    <w:lvl w:ilvl="7" w:tplc="EB9A3786">
-      <w:numFmt w:val="decimal"/>
-      <w:lvlText w:val=""/>
-      <w:lvlJc w:val="left"/>
-    </w:lvl>
-    <w:lvl w:ilvl="8" w:tplc="7534E73A">
-      <w:numFmt w:val="decimal"/>
-      <w:lvlText w:val=""/>
-      <w:lvlJc w:val="left"/>
-    </w:lvl>
-  </w:abstractNum>
-  <w:num w:numId="1" w16cid:durableId="1762336223">
-    <w:abstractNumId w:val="0"/>
+  <w:num w:numId="1" w16cid:durableId="476840509">
+    <w:abstractNumId w:val="1"/>
     <w:lvlOverride w:ilvl="0">
       <w:startOverride w:val="1"/>
     </w:lvlOverride>
   </w:num>
-  <w:num w:numId="2" w16cid:durableId="779494612">
-    <w:abstractNumId w:val="2"/>
+  <w:num w:numId="2" w16cid:durableId="1851485378">
+    <w:abstractNumId w:val="0"/>
     <w:lvlOverride w:ilvl="0">
       <w:startOverride w:val="1"/>
     </w:lvlOverride>
@@ -27708,7 +27780,7 @@
     <w:autoRedefine/>
     <w:uiPriority w:val="39"/>
     <w:unhideWhenUsed/>
-    <w:rsid w:val="005D64B3"/>
+    <w:rsid w:val="008E4CE3"/>
     <w:pPr>
       <w:spacing w:after="100"/>
     </w:pPr>
@@ -27720,7 +27792,7 @@
     <w:autoRedefine/>
     <w:uiPriority w:val="39"/>
     <w:unhideWhenUsed/>
-    <w:rsid w:val="005D64B3"/>
+    <w:rsid w:val="008E4CE3"/>
     <w:pPr>
       <w:spacing w:after="100"/>
       <w:ind w:left="210"/>
